--- a/StatsLibrary2 Documentation.docx
+++ b/StatsLibrary2 Documentation.docx
@@ -1,6 +1,6 @@
 
 <file path=word/document.xml><?xml version="1.0" encoding="utf-8"?>
-<w:document xmlns:wpc="http://schemas.microsoft.com/office/word/2010/wordprocessingCanvas" xmlns:cx="http://schemas.microsoft.com/office/drawing/2014/chartex" xmlns:cx1="http://schemas.microsoft.com/office/drawing/2015/9/8/chartex" xmlns:cx2="http://schemas.microsoft.com/office/drawing/2015/10/21/chartex" xmlns:cx3="http://schemas.microsoft.com/office/drawing/2016/5/9/chartex" xmlns:cx4="http://schemas.microsoft.com/office/drawing/2016/5/10/chartex" xmlns:cx5="http://schemas.microsoft.com/office/drawing/2016/5/11/chartex" xmlns:cx6="http://schemas.microsoft.com/office/drawing/2016/5/12/chartex" xmlns:cx7="http://schemas.microsoft.com/office/drawing/2016/5/13/chartex" xmlns:cx8="http://schemas.microsoft.com/office/drawing/2016/5/14/chartex" xmlns:mc="http://schemas.openxmlformats.org/markup-compatibility/2006" xmlns:aink="http://schemas.microsoft.com/office/drawing/2016/ink" xmlns:am3d="http://schemas.microsoft.com/office/drawing/2017/model3d" xmlns:o="urn:schemas-microsoft-com:office:office" xmlns:oel="http://schemas.microsoft.com/office/2019/extlst" xmlns:r="http://schemas.openxmlformats.org/officeDocument/2006/relationships" xmlns:m="http://schemas.openxmlformats.org/officeDocument/2006/math" xmlns:v="urn:schemas-microsoft-com:vml" xmlns:wp14="http://schemas.microsoft.com/office/word/2010/wordprocessingDrawing" xmlns:wp="http://schemas.openxmlformats.org/drawingml/2006/wordprocessingDrawing" xmlns:w10="urn:schemas-microsoft-com:office:word" xmlns:w="http://schemas.openxmlformats.org/wordprocessingml/2006/main" xmlns:w14="http://schemas.microsoft.com/office/word/2010/wordml" xmlns:w15="http://schemas.microsoft.com/office/word/2012/wordml" xmlns:w16cex="http://schemas.microsoft.com/office/word/2018/wordml/cex" xmlns:w16cid="http://schemas.microsoft.com/office/word/2016/wordml/cid" xmlns:w16="http://schemas.microsoft.com/office/word/2018/wordml" xmlns:w16sdtdh="http://schemas.microsoft.com/office/word/2020/wordml/sdtdatahash" xmlns:w16se="http://schemas.microsoft.com/office/word/2015/wordml/symex" xmlns:wpg="http://schemas.microsoft.com/office/word/2010/wordprocessingGroup" xmlns:wpi="http://schemas.microsoft.com/office/word/2010/wordprocessingInk" xmlns:wne="http://schemas.microsoft.com/office/word/2006/wordml" xmlns:wps="http://schemas.microsoft.com/office/word/2010/wordprocessingShape" mc:Ignorable="w14 w15 w16se w16cid w16 w16cex w16sdtdh wp14">
+<w:document xmlns:wpc="http://schemas.microsoft.com/office/word/2010/wordprocessingCanvas" xmlns:cx="http://schemas.microsoft.com/office/drawing/2014/chartex" xmlns:cx1="http://schemas.microsoft.com/office/drawing/2015/9/8/chartex" xmlns:cx2="http://schemas.microsoft.com/office/drawing/2015/10/21/chartex" xmlns:cx3="http://schemas.microsoft.com/office/drawing/2016/5/9/chartex" xmlns:cx4="http://schemas.microsoft.com/office/drawing/2016/5/10/chartex" xmlns:cx5="http://schemas.microsoft.com/office/drawing/2016/5/11/chartex" xmlns:cx6="http://schemas.microsoft.com/office/drawing/2016/5/12/chartex" xmlns:cx7="http://schemas.microsoft.com/office/drawing/2016/5/13/chartex" xmlns:cx8="http://schemas.microsoft.com/office/drawing/2016/5/14/chartex" xmlns:mc="http://schemas.openxmlformats.org/markup-compatibility/2006" xmlns:aink="http://schemas.microsoft.com/office/drawing/2016/ink" xmlns:am3d="http://schemas.microsoft.com/office/drawing/2017/model3d" xmlns:o="urn:schemas-microsoft-com:office:office" xmlns:oel="http://schemas.microsoft.com/office/2019/extlst" xmlns:r="http://schemas.openxmlformats.org/officeDocument/2006/relationships" xmlns:m="http://schemas.openxmlformats.org/officeDocument/2006/math" xmlns:v="urn:schemas-microsoft-com:vml" xmlns:wp14="http://schemas.microsoft.com/office/word/2010/wordprocessingDrawing" xmlns:wp="http://schemas.openxmlformats.org/drawingml/2006/wordprocessingDrawing" xmlns:w10="urn:schemas-microsoft-com:office:word" xmlns:w="http://schemas.openxmlformats.org/wordprocessingml/2006/main" xmlns:w14="http://schemas.microsoft.com/office/word/2010/wordml" xmlns:w15="http://schemas.microsoft.com/office/word/2012/wordml" xmlns:w16cex="http://schemas.microsoft.com/office/word/2018/wordml/cex" xmlns:w16cid="http://schemas.microsoft.com/office/word/2016/wordml/cid" xmlns:w16="http://schemas.microsoft.com/office/word/2018/wordml" xmlns:w16sdtdh="http://schemas.microsoft.com/office/word/2020/wordml/sdtdatahash" xmlns:w16se="http://schemas.microsoft.com/office/word/2015/wordml/symex" xmlns:wpg="http://schemas.microsoft.com/office/word/2010/wordprocessingGroup" xmlns:wpi="http://schemas.microsoft.com/office/word/2010/wordprocessingInk" xmlns:wne="http://schemas.microsoft.com/office/word/2006/wordml" xmlns:wps="http://schemas.microsoft.com/office/word/2010/wordprocessingShape" xmlns:a="http://schemas.openxmlformats.org/drawingml/2006/main" xmlns:pic="http://schemas.openxmlformats.org/drawingml/2006/picture" xmlns:a14="http://schemas.microsoft.com/office/drawing/2010/main" mc:Ignorable="w14 w15 w16se w16cid w16 w16cex w16sdtdh wp14">
   <w:body>
     <w:sdt>
       <w:sdtPr>
@@ -254,11 +254,11 @@
               </mc:Choice>
               <mc:Fallback>
                 <w:pict>
-                  <v:shapetype w14:anchorId="7CA64885" id="_x0000_t202" coordsize="21600,21600" o:spt="202" path="m,l,21600r21600,l21600,xe">
+                  <v:shapetype id="_x0000_t202" coordsize="21600,21600" o:spt="202" path="m,l,21600r21600,l21600,xe" w14:anchorId="7CA64885">
                     <v:stroke joinstyle="miter"/>
                     <v:path gradientshapeok="t" o:connecttype="rect"/>
                   </v:shapetype>
-                  <v:shape id="Text Box 32" o:spid="_x0000_s1026" type="#_x0000_t202" style="position:absolute;margin-left:0;margin-top:0;width:369pt;height:529.2pt;z-index:251660288;visibility:visible;mso-wrap-style:square;mso-width-percent:790;mso-height-percent:350;mso-left-percent:77;mso-top-percent:540;mso-wrap-distance-left:14.4pt;mso-wrap-distance-top:0;mso-wrap-distance-right:14.4pt;mso-wrap-distance-bottom:0;mso-position-horizontal-relative:margin;mso-position-vertical-relative:page;mso-width-percent:790;mso-height-percent:350;mso-left-percent:77;mso-top-percent:540;mso-width-relative:margin;mso-height-relative:page;v-text-anchor:top" o:gfxdata="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" filled="f" stroked="f" strokeweight=".5pt">
+                  <v:shape id="Text Box 32" style="position:absolute;margin-left:0;margin-top:0;width:369pt;height:529.2pt;z-index:251660288;visibility:visible;mso-wrap-style:square;mso-width-percent:790;mso-height-percent:350;mso-left-percent:77;mso-top-percent:540;mso-wrap-distance-left:14.4pt;mso-wrap-distance-top:0;mso-wrap-distance-right:14.4pt;mso-wrap-distance-bottom:0;mso-position-horizontal-relative:margin;mso-position-vertical-relative:page;mso-width-percent:790;mso-height-percent:350;mso-left-percent:77;mso-top-percent:540;mso-width-relative:margin;mso-height-relative:page;v-text-anchor:top" o:spid="_x0000_s1026" filled="f" stroked="f" strokeweight=".5pt" type="#_x0000_t202" o:gfxdata="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">
                     <v:textbox style="mso-fit-shape-to-text:t" inset="0,0,0,0">
                       <w:txbxContent>
                         <w:p>
@@ -535,7 +535,7 @@
               </mc:Choice>
               <mc:Fallback>
                 <w:pict>
-                  <v:rect w14:anchorId="3221E9A6" id="Rectangle 33" o:spid="_x0000_s1027" style="position:absolute;margin-left:-4.4pt;margin-top:0;width:46.8pt;height:77.75pt;z-index:251659264;visibility:visible;mso-wrap-style:square;mso-width-percent:76;mso-height-percent:98;mso-top-percent:23;mso-wrap-distance-left:9pt;mso-wrap-distance-top:0;mso-wrap-distance-right:9pt;mso-wrap-distance-bottom:0;mso-position-horizontal:right;mso-position-horizontal-relative:margin;mso-position-vertical-relative:page;mso-width-percent:76;mso-height-percent:98;mso-top-percent:23;mso-width-relative:page;mso-height-relative:page;v-text-anchor:bottom" o:gfxdata="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" fillcolor="#b38cd0" stroked="f" strokeweight="1pt">
+                  <v:rect id="Rectangle 33" style="position:absolute;margin-left:-4.4pt;margin-top:0;width:46.8pt;height:77.75pt;z-index:251659264;visibility:visible;mso-wrap-style:square;mso-width-percent:76;mso-height-percent:98;mso-top-percent:23;mso-wrap-distance-left:9pt;mso-wrap-distance-top:0;mso-wrap-distance-right:9pt;mso-wrap-distance-bottom:0;mso-position-horizontal:right;mso-position-horizontal-relative:margin;mso-position-vertical-relative:page;mso-width-percent:76;mso-height-percent:98;mso-top-percent:23;mso-width-relative:page;mso-height-relative:page;v-text-anchor:bottom" o:spid="_x0000_s1027" fillcolor="#b38cd0" stroked="f" strokeweight="1pt" w14:anchorId="3221E9A6" o:gfxdata="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">
                     <o:lock v:ext="edit" aspectratio="t"/>
                     <v:textbox inset="3.6pt,,3.6pt">
                       <w:txbxContent>
@@ -601,29 +601,14 @@
     </w:sdt>
     <w:sdt>
       <w:sdtPr>
-        <w:rPr>
-          <w:rFonts w:ascii="Times New Roman" w:eastAsiaTheme="minorHAnsi" w:hAnsi="Times New Roman" w:cs="Times New Roman"/>
-          <w:color w:val="auto"/>
-          <w:kern w:val="2"/>
-          <w:sz w:val="22"/>
-          <w:szCs w:val="22"/>
-          <w14:ligatures w14:val="standardContextual"/>
-        </w:rPr>
-        <w:id w:val="-569493161"/>
+        <w:id w:val="1009771481"/>
         <w:docPartObj>
           <w:docPartGallery w:val="Table of Contents"/>
           <w:docPartUnique/>
         </w:docPartObj>
       </w:sdtPr>
-      <w:sdtEndPr>
-        <w:rPr>
-          <w:b/>
-          <w:bCs/>
-          <w:noProof/>
-        </w:rPr>
-      </w:sdtEndPr>
       <w:sdtContent>
-        <w:p>
+        <w:p w14:noSpellErr="1">
           <w:pPr>
             <w:pStyle w:val="TOCHeading"/>
             <w:rPr>
@@ -643,92 +628,48 @@
           <w:pPr>
             <w:pStyle w:val="TOC1"/>
             <w:tabs>
-              <w:tab w:val="right" w:leader="dot" w:pos="9350"/>
+              <w:tab w:val="right" w:leader="dot" w:pos="9360"/>
             </w:tabs>
             <w:rPr>
-              <w:rFonts w:eastAsiaTheme="minorEastAsia"/>
+              <w:rStyle w:val="Hyperlink"/>
               <w:noProof/>
             </w:rPr>
           </w:pPr>
           <w:r>
-            <w:rPr>
-              <w:rFonts w:ascii="Times New Roman" w:hAnsi="Times New Roman" w:cs="Times New Roman"/>
-              <w:sz w:val="24"/>
-              <w:szCs w:val="24"/>
-            </w:rPr>
             <w:fldChar w:fldCharType="begin"/>
           </w:r>
           <w:r>
-            <w:rPr>
-              <w:rFonts w:ascii="Times New Roman" w:hAnsi="Times New Roman" w:cs="Times New Roman"/>
-              <w:sz w:val="24"/>
-              <w:szCs w:val="24"/>
-            </w:rPr>
-            <w:instrText xml:space="preserve"> TOC \o "1-3" \h \z \u </w:instrText>
+            <w:instrText xml:space="preserve">TOC \o "1-3" \h \z \u</w:instrText>
           </w:r>
           <w:r>
-            <w:rPr>
-              <w:rFonts w:ascii="Times New Roman" w:hAnsi="Times New Roman" w:cs="Times New Roman"/>
-              <w:sz w:val="24"/>
-              <w:szCs w:val="24"/>
-            </w:rPr>
             <w:fldChar w:fldCharType="separate"/>
           </w:r>
-          <w:hyperlink w:anchor="_Toc153489860" w:history="1">
+          <w:hyperlink w:anchor="_Toc1413446574">
             <w:r>
               <w:rPr>
                 <w:rStyle w:val="Hyperlink"/>
-                <w:rFonts w:ascii="Times New Roman" w:hAnsi="Times New Roman" w:cs="Times New Roman"/>
-                <w:noProof/>
               </w:rPr>
               <w:t>Plot Salt Smooth</w:t>
             </w:r>
             <w:r>
+              <w:tab/>
+            </w:r>
+            <w:r>
+              <w:fldChar w:fldCharType="begin"/>
+            </w:r>
+            <w:r>
+              <w:instrText xml:space="preserve">PAGEREF _Toc1413446574 \h</w:instrText>
+            </w:r>
+            <w:r>
+              <w:fldChar w:fldCharType="separate"/>
+            </w:r>
+            <w:r>
               <w:rPr>
-                <w:noProof/>
-                <w:webHidden/>
-              </w:rPr>
-              <w:tab/>
-            </w:r>
-            <w:r>
-              <w:rPr>
-                <w:noProof/>
-                <w:webHidden/>
-              </w:rPr>
-              <w:fldChar w:fldCharType="begin"/>
-            </w:r>
-            <w:r>
-              <w:rPr>
-                <w:noProof/>
-                <w:webHidden/>
-              </w:rPr>
-              <w:instrText xml:space="preserve"> PAGEREF _Toc153489860 \h </w:instrText>
-            </w:r>
-            <w:r>
-              <w:rPr>
-                <w:noProof/>
-                <w:webHidden/>
-              </w:rPr>
-            </w:r>
-            <w:r>
-              <w:rPr>
-                <w:noProof/>
-                <w:webHidden/>
-              </w:rPr>
-              <w:fldChar w:fldCharType="separate"/>
-            </w:r>
-            <w:r>
-              <w:rPr>
-                <w:noProof/>
-                <w:webHidden/>
+                <w:rStyle w:val="Hyperlink"/>
               </w:rPr>
               <w:t>2</w:t>
             </w:r>
             <w:r>
-              <w:rPr>
-                <w:noProof/>
-                <w:webHidden/>
-              </w:rPr>
               <w:fldChar w:fldCharType="end"/>
             </w:r>
           </w:hyperlink>
@@ -737,68 +678,39 @@
           <w:pPr>
             <w:pStyle w:val="TOC2"/>
             <w:tabs>
-              <w:tab w:val="right" w:leader="dot" w:pos="9350"/>
+              <w:tab w:val="right" w:leader="dot" w:pos="9360"/>
             </w:tabs>
             <w:rPr>
-              <w:rFonts w:eastAsiaTheme="minorEastAsia"/>
+              <w:rStyle w:val="Hyperlink"/>
               <w:noProof/>
             </w:rPr>
           </w:pPr>
-          <w:hyperlink w:anchor="_Toc153489861" w:history="1">
+          <w:hyperlink w:anchor="_Toc733758628">
             <w:r>
               <w:rPr>
                 <w:rStyle w:val="Hyperlink"/>
-                <w:rFonts w:ascii="Times New Roman" w:hAnsi="Times New Roman" w:cs="Times New Roman"/>
-                <w:noProof/>
               </w:rPr>
               <w:t>The Function</w:t>
             </w:r>
             <w:r>
+              <w:tab/>
+            </w:r>
+            <w:r>
+              <w:fldChar w:fldCharType="begin"/>
+            </w:r>
+            <w:r>
+              <w:instrText xml:space="preserve">PAGEREF _Toc733758628 \h</w:instrText>
+            </w:r>
+            <w:r>
+              <w:fldChar w:fldCharType="separate"/>
+            </w:r>
+            <w:r>
               <w:rPr>
-                <w:noProof/>
-                <w:webHidden/>
-              </w:rPr>
-              <w:tab/>
-            </w:r>
-            <w:r>
-              <w:rPr>
-                <w:noProof/>
-                <w:webHidden/>
-              </w:rPr>
-              <w:fldChar w:fldCharType="begin"/>
-            </w:r>
-            <w:r>
-              <w:rPr>
-                <w:noProof/>
-                <w:webHidden/>
-              </w:rPr>
-              <w:instrText xml:space="preserve"> PAGEREF _Toc153489861 \h </w:instrText>
-            </w:r>
-            <w:r>
-              <w:rPr>
-                <w:noProof/>
-                <w:webHidden/>
-              </w:rPr>
-            </w:r>
-            <w:r>
-              <w:rPr>
-                <w:noProof/>
-                <w:webHidden/>
-              </w:rPr>
-              <w:fldChar w:fldCharType="separate"/>
-            </w:r>
-            <w:r>
-              <w:rPr>
-                <w:noProof/>
-                <w:webHidden/>
+                <w:rStyle w:val="Hyperlink"/>
               </w:rPr>
               <w:t>2</w:t>
             </w:r>
             <w:r>
-              <w:rPr>
-                <w:noProof/>
-                <w:webHidden/>
-              </w:rPr>
               <w:fldChar w:fldCharType="end"/>
             </w:r>
           </w:hyperlink>
@@ -807,68 +719,80 @@
           <w:pPr>
             <w:pStyle w:val="TOC2"/>
             <w:tabs>
-              <w:tab w:val="right" w:leader="dot" w:pos="9350"/>
+              <w:tab w:val="right" w:leader="dot" w:pos="9360"/>
             </w:tabs>
             <w:rPr>
-              <w:rFonts w:eastAsiaTheme="minorEastAsia"/>
+              <w:rStyle w:val="Hyperlink"/>
               <w:noProof/>
             </w:rPr>
           </w:pPr>
-          <w:hyperlink w:anchor="_Toc153489862" w:history="1">
+          <w:hyperlink w:anchor="_Toc64622905">
             <w:r>
               <w:rPr>
                 <w:rStyle w:val="Hyperlink"/>
-                <w:rFonts w:ascii="Times New Roman" w:hAnsi="Times New Roman" w:cs="Times New Roman"/>
-                <w:noProof/>
               </w:rPr>
               <w:t>Program Plotter</w:t>
             </w:r>
             <w:r>
+              <w:tab/>
+            </w:r>
+            <w:r>
+              <w:fldChar w:fldCharType="begin"/>
+            </w:r>
+            <w:r>
+              <w:instrText xml:space="preserve">PAGEREF _Toc64622905 \h</w:instrText>
+            </w:r>
+            <w:r>
+              <w:fldChar w:fldCharType="separate"/>
+            </w:r>
+            <w:r>
               <w:rPr>
-                <w:noProof/>
-                <w:webHidden/>
-              </w:rPr>
-              <w:tab/>
-            </w:r>
-            <w:r>
-              <w:rPr>
-                <w:noProof/>
-                <w:webHidden/>
-              </w:rPr>
-              <w:fldChar w:fldCharType="begin"/>
-            </w:r>
-            <w:r>
-              <w:rPr>
-                <w:noProof/>
-                <w:webHidden/>
-              </w:rPr>
-              <w:instrText xml:space="preserve"> PAGEREF _Toc153489862 \h </w:instrText>
-            </w:r>
-            <w:r>
-              <w:rPr>
-                <w:noProof/>
-                <w:webHidden/>
-              </w:rPr>
-            </w:r>
-            <w:r>
-              <w:rPr>
-                <w:noProof/>
-                <w:webHidden/>
-              </w:rPr>
-              <w:fldChar w:fldCharType="separate"/>
-            </w:r>
-            <w:r>
-              <w:rPr>
-                <w:noProof/>
-                <w:webHidden/>
+                <w:rStyle w:val="Hyperlink"/>
               </w:rPr>
               <w:t>3</w:t>
             </w:r>
             <w:r>
+              <w:fldChar w:fldCharType="end"/>
+            </w:r>
+          </w:hyperlink>
+        </w:p>
+        <w:p>
+          <w:pPr>
+            <w:pStyle w:val="TOC1"/>
+            <w:tabs>
+              <w:tab w:val="right" w:leader="dot" w:pos="9360"/>
+            </w:tabs>
+            <w:rPr>
+              <w:rStyle w:val="Hyperlink"/>
+              <w:noProof/>
+            </w:rPr>
+          </w:pPr>
+          <w:hyperlink w:anchor="_Toc446138258">
+            <w:r>
               <w:rPr>
-                <w:noProof/>
-                <w:webHidden/>
+                <w:rStyle w:val="Hyperlink"/>
               </w:rPr>
+              <w:t>ProgramPlotter.java was implemented with two methods, one for writing results into a CSV file, and one that calculated the function results. The method ResultsinRange method is as shown below.</w:t>
+            </w:r>
+            <w:r>
+              <w:tab/>
+            </w:r>
+            <w:r>
+              <w:fldChar w:fldCharType="begin"/>
+            </w:r>
+            <w:r>
+              <w:instrText xml:space="preserve">PAGEREF _Toc446138258 \h</w:instrText>
+            </w:r>
+            <w:r>
+              <w:fldChar w:fldCharType="separate"/>
+            </w:r>
+            <w:r>
+              <w:rPr>
+                <w:rStyle w:val="Hyperlink"/>
+              </w:rPr>
+              <w:t>3</w:t>
+            </w:r>
+            <w:r>
               <w:fldChar w:fldCharType="end"/>
             </w:r>
           </w:hyperlink>
@@ -877,68 +801,39 @@
           <w:pPr>
             <w:pStyle w:val="TOC2"/>
             <w:tabs>
-              <w:tab w:val="right" w:leader="dot" w:pos="9350"/>
+              <w:tab w:val="right" w:leader="dot" w:pos="9360"/>
             </w:tabs>
             <w:rPr>
-              <w:rFonts w:eastAsiaTheme="minorEastAsia"/>
+              <w:rStyle w:val="Hyperlink"/>
               <w:noProof/>
             </w:rPr>
           </w:pPr>
-          <w:hyperlink w:anchor="_Toc153489864" w:history="1">
+          <w:hyperlink w:anchor="_Toc1441915272">
             <w:r>
               <w:rPr>
                 <w:rStyle w:val="Hyperlink"/>
-                <w:rFonts w:ascii="Times New Roman" w:hAnsi="Times New Roman" w:cs="Times New Roman"/>
-                <w:noProof/>
               </w:rPr>
               <w:t>Salter</w:t>
             </w:r>
             <w:r>
+              <w:tab/>
+            </w:r>
+            <w:r>
+              <w:fldChar w:fldCharType="begin"/>
+            </w:r>
+            <w:r>
+              <w:instrText xml:space="preserve">PAGEREF _Toc1441915272 \h</w:instrText>
+            </w:r>
+            <w:r>
+              <w:fldChar w:fldCharType="separate"/>
+            </w:r>
+            <w:r>
               <w:rPr>
-                <w:noProof/>
-                <w:webHidden/>
-              </w:rPr>
-              <w:tab/>
-            </w:r>
-            <w:r>
-              <w:rPr>
-                <w:noProof/>
-                <w:webHidden/>
-              </w:rPr>
-              <w:fldChar w:fldCharType="begin"/>
-            </w:r>
-            <w:r>
-              <w:rPr>
-                <w:noProof/>
-                <w:webHidden/>
-              </w:rPr>
-              <w:instrText xml:space="preserve"> PAGEREF _Toc153489864 \h </w:instrText>
-            </w:r>
-            <w:r>
-              <w:rPr>
-                <w:noProof/>
-                <w:webHidden/>
-              </w:rPr>
-            </w:r>
-            <w:r>
-              <w:rPr>
-                <w:noProof/>
-                <w:webHidden/>
-              </w:rPr>
-              <w:fldChar w:fldCharType="separate"/>
-            </w:r>
-            <w:r>
-              <w:rPr>
-                <w:noProof/>
-                <w:webHidden/>
+                <w:rStyle w:val="Hyperlink"/>
               </w:rPr>
               <w:t>5</w:t>
             </w:r>
             <w:r>
-              <w:rPr>
-                <w:noProof/>
-                <w:webHidden/>
-              </w:rPr>
               <w:fldChar w:fldCharType="end"/>
             </w:r>
           </w:hyperlink>
@@ -947,68 +842,39 @@
           <w:pPr>
             <w:pStyle w:val="TOC2"/>
             <w:tabs>
-              <w:tab w:val="right" w:leader="dot" w:pos="9350"/>
+              <w:tab w:val="right" w:leader="dot" w:pos="9360"/>
             </w:tabs>
             <w:rPr>
-              <w:rFonts w:eastAsiaTheme="minorEastAsia"/>
+              <w:rStyle w:val="Hyperlink"/>
               <w:noProof/>
             </w:rPr>
           </w:pPr>
-          <w:hyperlink w:anchor="_Toc153489865" w:history="1">
+          <w:hyperlink w:anchor="_Toc1167396117">
             <w:r>
               <w:rPr>
                 <w:rStyle w:val="Hyperlink"/>
-                <w:rFonts w:ascii="Times New Roman" w:hAnsi="Times New Roman" w:cs="Times New Roman"/>
-                <w:noProof/>
               </w:rPr>
               <w:t>Smoother</w:t>
             </w:r>
             <w:r>
+              <w:tab/>
+            </w:r>
+            <w:r>
+              <w:fldChar w:fldCharType="begin"/>
+            </w:r>
+            <w:r>
+              <w:instrText xml:space="preserve">PAGEREF _Toc1167396117 \h</w:instrText>
+            </w:r>
+            <w:r>
+              <w:fldChar w:fldCharType="separate"/>
+            </w:r>
+            <w:r>
               <w:rPr>
-                <w:noProof/>
-                <w:webHidden/>
-              </w:rPr>
-              <w:tab/>
-            </w:r>
-            <w:r>
-              <w:rPr>
-                <w:noProof/>
-                <w:webHidden/>
-              </w:rPr>
-              <w:fldChar w:fldCharType="begin"/>
-            </w:r>
-            <w:r>
-              <w:rPr>
-                <w:noProof/>
-                <w:webHidden/>
-              </w:rPr>
-              <w:instrText xml:space="preserve"> PAGEREF _Toc153489865 \h </w:instrText>
-            </w:r>
-            <w:r>
-              <w:rPr>
-                <w:noProof/>
-                <w:webHidden/>
-              </w:rPr>
-            </w:r>
-            <w:r>
-              <w:rPr>
-                <w:noProof/>
-                <w:webHidden/>
-              </w:rPr>
-              <w:fldChar w:fldCharType="separate"/>
-            </w:r>
-            <w:r>
-              <w:rPr>
-                <w:noProof/>
-                <w:webHidden/>
+                <w:rStyle w:val="Hyperlink"/>
               </w:rPr>
               <w:t>6</w:t>
             </w:r>
             <w:r>
-              <w:rPr>
-                <w:noProof/>
-                <w:webHidden/>
-              </w:rPr>
               <w:fldChar w:fldCharType="end"/>
             </w:r>
           </w:hyperlink>
@@ -1017,68 +883,39 @@
           <w:pPr>
             <w:pStyle w:val="TOC1"/>
             <w:tabs>
-              <w:tab w:val="right" w:leader="dot" w:pos="9350"/>
+              <w:tab w:val="right" w:leader="dot" w:pos="9360"/>
             </w:tabs>
             <w:rPr>
-              <w:rFonts w:eastAsiaTheme="minorEastAsia"/>
+              <w:rStyle w:val="Hyperlink"/>
               <w:noProof/>
             </w:rPr>
           </w:pPr>
-          <w:hyperlink w:anchor="_Toc153489867" w:history="1">
+          <w:hyperlink w:anchor="_Toc196818403">
             <w:r>
               <w:rPr>
                 <w:rStyle w:val="Hyperlink"/>
-                <w:rFonts w:ascii="Times New Roman" w:hAnsi="Times New Roman" w:cs="Times New Roman"/>
-                <w:noProof/>
               </w:rPr>
               <w:t>Apache and Maven</w:t>
             </w:r>
             <w:r>
+              <w:tab/>
+            </w:r>
+            <w:r>
+              <w:fldChar w:fldCharType="begin"/>
+            </w:r>
+            <w:r>
+              <w:instrText xml:space="preserve">PAGEREF _Toc196818403 \h</w:instrText>
+            </w:r>
+            <w:r>
+              <w:fldChar w:fldCharType="separate"/>
+            </w:r>
+            <w:r>
               <w:rPr>
-                <w:noProof/>
-                <w:webHidden/>
-              </w:rPr>
-              <w:tab/>
-            </w:r>
-            <w:r>
-              <w:rPr>
-                <w:noProof/>
-                <w:webHidden/>
-              </w:rPr>
-              <w:fldChar w:fldCharType="begin"/>
-            </w:r>
-            <w:r>
-              <w:rPr>
-                <w:noProof/>
-                <w:webHidden/>
-              </w:rPr>
-              <w:instrText xml:space="preserve"> PAGEREF _Toc153489867 \h </w:instrText>
-            </w:r>
-            <w:r>
-              <w:rPr>
-                <w:noProof/>
-                <w:webHidden/>
-              </w:rPr>
-            </w:r>
-            <w:r>
-              <w:rPr>
-                <w:noProof/>
-                <w:webHidden/>
-              </w:rPr>
-              <w:fldChar w:fldCharType="separate"/>
-            </w:r>
-            <w:r>
-              <w:rPr>
-                <w:noProof/>
-                <w:webHidden/>
+                <w:rStyle w:val="Hyperlink"/>
               </w:rPr>
               <w:t>8</w:t>
             </w:r>
             <w:r>
-              <w:rPr>
-                <w:noProof/>
-                <w:webHidden/>
-              </w:rPr>
               <w:fldChar w:fldCharType="end"/>
             </w:r>
           </w:hyperlink>
@@ -1087,68 +924,39 @@
           <w:pPr>
             <w:pStyle w:val="TOC1"/>
             <w:tabs>
-              <w:tab w:val="right" w:leader="dot" w:pos="9350"/>
+              <w:tab w:val="right" w:leader="dot" w:pos="9360"/>
             </w:tabs>
             <w:rPr>
-              <w:rFonts w:eastAsiaTheme="minorEastAsia"/>
+              <w:rStyle w:val="Hyperlink"/>
               <w:noProof/>
             </w:rPr>
           </w:pPr>
-          <w:hyperlink w:anchor="_Toc153489868" w:history="1">
+          <w:hyperlink w:anchor="_Toc74305609">
             <w:r>
               <w:rPr>
                 <w:rStyle w:val="Hyperlink"/>
-                <w:rFonts w:ascii="Times New Roman" w:hAnsi="Times New Roman" w:cs="Times New Roman"/>
-                <w:noProof/>
               </w:rPr>
               <w:t>Matlab Octave</w:t>
             </w:r>
             <w:r>
+              <w:tab/>
+            </w:r>
+            <w:r>
+              <w:fldChar w:fldCharType="begin"/>
+            </w:r>
+            <w:r>
+              <w:instrText xml:space="preserve">PAGEREF _Toc74305609 \h</w:instrText>
+            </w:r>
+            <w:r>
+              <w:fldChar w:fldCharType="separate"/>
+            </w:r>
+            <w:r>
               <w:rPr>
-                <w:noProof/>
-                <w:webHidden/>
-              </w:rPr>
-              <w:tab/>
-            </w:r>
-            <w:r>
-              <w:rPr>
-                <w:noProof/>
-                <w:webHidden/>
-              </w:rPr>
-              <w:fldChar w:fldCharType="begin"/>
-            </w:r>
-            <w:r>
-              <w:rPr>
-                <w:noProof/>
-                <w:webHidden/>
-              </w:rPr>
-              <w:instrText xml:space="preserve"> PAGEREF _Toc153489868 \h </w:instrText>
-            </w:r>
-            <w:r>
-              <w:rPr>
-                <w:noProof/>
-                <w:webHidden/>
-              </w:rPr>
-            </w:r>
-            <w:r>
-              <w:rPr>
-                <w:noProof/>
-                <w:webHidden/>
-              </w:rPr>
-              <w:fldChar w:fldCharType="separate"/>
-            </w:r>
-            <w:r>
-              <w:rPr>
-                <w:noProof/>
-                <w:webHidden/>
+                <w:rStyle w:val="Hyperlink"/>
               </w:rPr>
               <w:t>10</w:t>
             </w:r>
             <w:r>
-              <w:rPr>
-                <w:noProof/>
-                <w:webHidden/>
-              </w:rPr>
               <w:fldChar w:fldCharType="end"/>
             </w:r>
           </w:hyperlink>
@@ -1157,68 +965,39 @@
           <w:pPr>
             <w:pStyle w:val="TOC1"/>
             <w:tabs>
-              <w:tab w:val="right" w:leader="dot" w:pos="9350"/>
+              <w:tab w:val="right" w:leader="dot" w:pos="9360"/>
             </w:tabs>
             <w:rPr>
-              <w:rFonts w:eastAsiaTheme="minorEastAsia"/>
+              <w:rStyle w:val="Hyperlink"/>
               <w:noProof/>
             </w:rPr>
           </w:pPr>
-          <w:hyperlink w:anchor="_Toc153489869" w:history="1">
+          <w:hyperlink w:anchor="_Toc1609064590">
             <w:r>
               <w:rPr>
                 <w:rStyle w:val="Hyperlink"/>
-                <w:rFonts w:ascii="Times New Roman" w:hAnsi="Times New Roman" w:cs="Times New Roman"/>
-                <w:noProof/>
               </w:rPr>
               <w:t>RSI Calculator</w:t>
             </w:r>
             <w:r>
+              <w:tab/>
+            </w:r>
+            <w:r>
+              <w:fldChar w:fldCharType="begin"/>
+            </w:r>
+            <w:r>
+              <w:instrText xml:space="preserve">PAGEREF _Toc1609064590 \h</w:instrText>
+            </w:r>
+            <w:r>
+              <w:fldChar w:fldCharType="separate"/>
+            </w:r>
+            <w:r>
               <w:rPr>
-                <w:noProof/>
-                <w:webHidden/>
+                <w:rStyle w:val="Hyperlink"/>
               </w:rPr>
-              <w:tab/>
-            </w:r>
-            <w:r>
-              <w:rPr>
-                <w:noProof/>
-                <w:webHidden/>
-              </w:rPr>
-              <w:fldChar w:fldCharType="begin"/>
-            </w:r>
-            <w:r>
-              <w:rPr>
-                <w:noProof/>
-                <w:webHidden/>
-              </w:rPr>
-              <w:instrText xml:space="preserve"> PAGEREF _Toc153489869 \h </w:instrText>
-            </w:r>
-            <w:r>
-              <w:rPr>
-                <w:noProof/>
-                <w:webHidden/>
-              </w:rPr>
-            </w:r>
-            <w:r>
-              <w:rPr>
-                <w:noProof/>
-                <w:webHidden/>
-              </w:rPr>
-              <w:fldChar w:fldCharType="separate"/>
-            </w:r>
-            <w:r>
-              <w:rPr>
-                <w:noProof/>
-                <w:webHidden/>
-              </w:rPr>
-              <w:t>16</w:t>
-            </w:r>
-            <w:r>
-              <w:rPr>
-                <w:noProof/>
-                <w:webHidden/>
-              </w:rPr>
+              <w:t>15</w:t>
+            </w:r>
+            <w:r>
               <w:fldChar w:fldCharType="end"/>
             </w:r>
           </w:hyperlink>
@@ -1227,68 +1006,39 @@
           <w:pPr>
             <w:pStyle w:val="TOC1"/>
             <w:tabs>
-              <w:tab w:val="right" w:leader="dot" w:pos="9350"/>
+              <w:tab w:val="right" w:leader="dot" w:pos="9360"/>
             </w:tabs>
             <w:rPr>
-              <w:rFonts w:eastAsiaTheme="minorEastAsia"/>
+              <w:rStyle w:val="Hyperlink"/>
               <w:noProof/>
             </w:rPr>
           </w:pPr>
-          <w:hyperlink w:anchor="_Toc153489870" w:history="1">
+          <w:hyperlink w:anchor="_Toc598185475">
             <w:r>
               <w:rPr>
                 <w:rStyle w:val="Hyperlink"/>
-                <w:rFonts w:ascii="Times New Roman" w:hAnsi="Times New Roman" w:cs="Times New Roman"/>
-                <w:noProof/>
               </w:rPr>
               <w:t>Normal Distribution, Gamma, Beta Distribution Essay</w:t>
             </w:r>
             <w:r>
+              <w:tab/>
+            </w:r>
+            <w:r>
+              <w:fldChar w:fldCharType="begin"/>
+            </w:r>
+            <w:r>
+              <w:instrText xml:space="preserve">PAGEREF _Toc598185475 \h</w:instrText>
+            </w:r>
+            <w:r>
+              <w:fldChar w:fldCharType="separate"/>
+            </w:r>
+            <w:r>
               <w:rPr>
-                <w:noProof/>
-                <w:webHidden/>
-              </w:rPr>
-              <w:tab/>
-            </w:r>
-            <w:r>
-              <w:rPr>
-                <w:noProof/>
-                <w:webHidden/>
-              </w:rPr>
-              <w:fldChar w:fldCharType="begin"/>
-            </w:r>
-            <w:r>
-              <w:rPr>
-                <w:noProof/>
-                <w:webHidden/>
-              </w:rPr>
-              <w:instrText xml:space="preserve"> PAGEREF _Toc153489870 \h </w:instrText>
-            </w:r>
-            <w:r>
-              <w:rPr>
-                <w:noProof/>
-                <w:webHidden/>
-              </w:rPr>
-            </w:r>
-            <w:r>
-              <w:rPr>
-                <w:noProof/>
-                <w:webHidden/>
-              </w:rPr>
-              <w:fldChar w:fldCharType="separate"/>
-            </w:r>
-            <w:r>
-              <w:rPr>
-                <w:noProof/>
-                <w:webHidden/>
+                <w:rStyle w:val="Hyperlink"/>
               </w:rPr>
               <w:t>17</w:t>
             </w:r>
             <w:r>
-              <w:rPr>
-                <w:noProof/>
-                <w:webHidden/>
-              </w:rPr>
               <w:fldChar w:fldCharType="end"/>
             </w:r>
           </w:hyperlink>
@@ -1297,162 +1047,55 @@
           <w:pPr>
             <w:pStyle w:val="TOC1"/>
             <w:tabs>
-              <w:tab w:val="right" w:leader="dot" w:pos="9350"/>
+              <w:tab w:val="right" w:leader="dot" w:pos="9360"/>
             </w:tabs>
             <w:rPr>
-              <w:rFonts w:eastAsiaTheme="minorEastAsia"/>
+              <w:rStyle w:val="Hyperlink"/>
               <w:noProof/>
             </w:rPr>
           </w:pPr>
-          <w:hyperlink w:anchor="_Toc153489871" w:history="1">
+          <w:hyperlink w:anchor="_Toc529796779">
             <w:r>
               <w:rPr>
                 <w:rStyle w:val="Hyperlink"/>
-                <w:rFonts w:ascii="Times New Roman" w:hAnsi="Times New Roman" w:cs="Times New Roman"/>
-                <w:noProof/>
               </w:rPr>
-              <w:t>Formula Sheet</w:t>
+              <w:t>References</w:t>
+            </w:r>
+            <w:r>
+              <w:tab/>
+            </w:r>
+            <w:r>
+              <w:fldChar w:fldCharType="begin"/>
+            </w:r>
+            <w:r>
+              <w:instrText xml:space="preserve">PAGEREF _Toc529796779 \h</w:instrText>
+            </w:r>
+            <w:r>
+              <w:fldChar w:fldCharType="separate"/>
             </w:r>
             <w:r>
               <w:rPr>
-                <w:noProof/>
-                <w:webHidden/>
-              </w:rPr>
-              <w:tab/>
-            </w:r>
-            <w:r>
-              <w:rPr>
-                <w:noProof/>
-                <w:webHidden/>
-              </w:rPr>
-              <w:fldChar w:fldCharType="begin"/>
-            </w:r>
-            <w:r>
-              <w:rPr>
-                <w:noProof/>
-                <w:webHidden/>
-              </w:rPr>
-              <w:instrText xml:space="preserve"> PAGEREF _Toc153489871 \h </w:instrText>
-            </w:r>
-            <w:r>
-              <w:rPr>
-                <w:noProof/>
-                <w:webHidden/>
-              </w:rPr>
-            </w:r>
-            <w:r>
-              <w:rPr>
-                <w:noProof/>
-                <w:webHidden/>
-              </w:rPr>
-              <w:fldChar w:fldCharType="separate"/>
-            </w:r>
-            <w:r>
-              <w:rPr>
-                <w:noProof/>
-                <w:webHidden/>
+                <w:rStyle w:val="Hyperlink"/>
               </w:rPr>
               <w:t>17</w:t>
             </w:r>
             <w:r>
-              <w:rPr>
-                <w:noProof/>
-                <w:webHidden/>
-              </w:rPr>
               <w:fldChar w:fldCharType="end"/>
             </w:r>
           </w:hyperlink>
-        </w:p>
-        <w:p>
-          <w:pPr>
-            <w:pStyle w:val="TOC1"/>
-            <w:tabs>
-              <w:tab w:val="right" w:leader="dot" w:pos="9350"/>
-            </w:tabs>
-            <w:rPr>
-              <w:rFonts w:eastAsiaTheme="minorEastAsia"/>
-              <w:noProof/>
-            </w:rPr>
-          </w:pPr>
-          <w:hyperlink w:anchor="_Toc153489872" w:history="1">
-            <w:r>
-              <w:rPr>
-                <w:rStyle w:val="Hyperlink"/>
-                <w:rFonts w:ascii="Times New Roman" w:hAnsi="Times New Roman" w:cs="Times New Roman"/>
-                <w:noProof/>
-              </w:rPr>
-              <w:t>References</w:t>
-            </w:r>
-            <w:r>
-              <w:rPr>
-                <w:noProof/>
-                <w:webHidden/>
-              </w:rPr>
-              <w:tab/>
-            </w:r>
-            <w:r>
-              <w:rPr>
-                <w:noProof/>
-                <w:webHidden/>
-              </w:rPr>
-              <w:fldChar w:fldCharType="begin"/>
-            </w:r>
-            <w:r>
-              <w:rPr>
-                <w:noProof/>
-                <w:webHidden/>
-              </w:rPr>
-              <w:instrText xml:space="preserve"> PAGEREF _Toc153489872 \h </w:instrText>
-            </w:r>
-            <w:r>
-              <w:rPr>
-                <w:noProof/>
-                <w:webHidden/>
-              </w:rPr>
-            </w:r>
-            <w:r>
-              <w:rPr>
-                <w:noProof/>
-                <w:webHidden/>
-              </w:rPr>
-              <w:fldChar w:fldCharType="separate"/>
-            </w:r>
-            <w:r>
-              <w:rPr>
-                <w:noProof/>
-                <w:webHidden/>
-              </w:rPr>
-              <w:t>17</w:t>
-            </w:r>
-            <w:r>
-              <w:rPr>
-                <w:noProof/>
-                <w:webHidden/>
-              </w:rPr>
-              <w:fldChar w:fldCharType="end"/>
-            </w:r>
-          </w:hyperlink>
-        </w:p>
-        <w:p>
-          <w:pPr>
-            <w:rPr>
-              <w:rFonts w:ascii="Times New Roman" w:hAnsi="Times New Roman" w:cs="Times New Roman"/>
-            </w:rPr>
-          </w:pPr>
           <w:r>
-            <w:rPr>
-              <w:rFonts w:ascii="Times New Roman" w:hAnsi="Times New Roman" w:cs="Times New Roman"/>
-              <w:b/>
-              <w:bCs/>
-              <w:noProof/>
-              <w:sz w:val="24"/>
-              <w:szCs w:val="24"/>
-            </w:rPr>
             <w:fldChar w:fldCharType="end"/>
           </w:r>
         </w:p>
       </w:sdtContent>
     </w:sdt>
+    <w:p w14:noSpellErr="1">
+      <w:pPr>
+        <w:rPr>
+          <w:rFonts w:ascii="Times New Roman" w:hAnsi="Times New Roman" w:cs="Times New Roman"/>
+        </w:rPr>
+      </w:pPr>
+    </w:p>
     <w:p>
       <w:pPr>
         <w:pStyle w:val="TOCHeading"/>
@@ -1587,7 +1230,7 @@
         </w:rPr>
       </w:pPr>
     </w:p>
-    <w:p>
+    <w:p w14:noSpellErr="1">
       <w:pPr>
         <w:pStyle w:val="Heading1"/>
         <w:rPr>
@@ -1595,7 +1238,7 @@
           <w:color w:val="7030A0"/>
         </w:rPr>
       </w:pPr>
-      <w:bookmarkStart w:id="0" w:name="_Toc153489860"/>
+      <w:bookmarkStart w:name="_Toc1413446574" w:id="775823245"/>
       <w:r>
         <w:rPr>
           <w:rFonts w:ascii="Times New Roman" w:hAnsi="Times New Roman" w:cs="Times New Roman"/>
@@ -1610,16 +1253,16 @@
         </w:rPr>
         <w:t xml:space="preserve"> Salt Smooth</w:t>
       </w:r>
-      <w:bookmarkEnd w:id="0"/>
-    </w:p>
-    <w:p>
-      <w:pPr>
-        <w:rPr>
-          <w:rFonts w:ascii="Times New Roman" w:hAnsi="Times New Roman" w:cs="Times New Roman"/>
-        </w:rPr>
-      </w:pPr>
-    </w:p>
-    <w:p>
+      <w:bookmarkEnd w:id="775823245"/>
+    </w:p>
+    <w:p>
+      <w:pPr>
+        <w:rPr>
+          <w:rFonts w:ascii="Times New Roman" w:hAnsi="Times New Roman" w:cs="Times New Roman"/>
+        </w:rPr>
+      </w:pPr>
+    </w:p>
+    <w:p w14:noSpellErr="1">
       <w:pPr>
         <w:pStyle w:val="Heading2"/>
         <w:rPr>
@@ -1627,7 +1270,7 @@
           <w:color w:val="A453BD"/>
         </w:rPr>
       </w:pPr>
-      <w:bookmarkStart w:id="1" w:name="_Toc153489861"/>
+      <w:bookmarkStart w:name="_Toc733758628" w:id="874771555"/>
       <w:r>
         <w:rPr>
           <w:rFonts w:ascii="Times New Roman" w:hAnsi="Times New Roman" w:cs="Times New Roman"/>
@@ -1635,13 +1278,13 @@
         </w:rPr>
         <w:t>The Function</w:t>
       </w:r>
-      <w:bookmarkEnd w:id="1"/>
+      <w:bookmarkEnd w:id="874771555"/>
     </w:p>
     <w:p>
       <w:pPr>
         <w:spacing w:before="240"/>
         <w:rPr>
-          <w:rFonts w:ascii="Times New Roman" w:eastAsiaTheme="minorEastAsia" w:hAnsi="Times New Roman" w:cs="Times New Roman"/>
+          <w:rFonts w:ascii="Times New Roman" w:hAnsi="Times New Roman" w:cs="Times New Roman" w:eastAsiaTheme="minorEastAsia"/>
           <w:sz w:val="24"/>
           <w:szCs w:val="24"/>
         </w:rPr>
@@ -1776,7 +1419,7 @@
       </m:oMath>
       <w:r>
         <w:rPr>
-          <w:rFonts w:ascii="Times New Roman" w:eastAsiaTheme="minorEastAsia" w:hAnsi="Times New Roman" w:cs="Times New Roman"/>
+          <w:rFonts w:ascii="Times New Roman" w:hAnsi="Times New Roman" w:cs="Times New Roman" w:eastAsiaTheme="minorEastAsia"/>
           <w:sz w:val="24"/>
           <w:szCs w:val="24"/>
         </w:rPr>
@@ -1784,7 +1427,7 @@
       </w:r>
       <w:r>
         <w:rPr>
-          <w:rFonts w:ascii="Times New Roman" w:eastAsiaTheme="minorEastAsia" w:hAnsi="Times New Roman" w:cs="Times New Roman"/>
+          <w:rFonts w:ascii="Times New Roman" w:hAnsi="Times New Roman" w:cs="Times New Roman" w:eastAsiaTheme="minorEastAsia"/>
           <w:sz w:val="24"/>
           <w:szCs w:val="24"/>
         </w:rPr>
@@ -1792,7 +1435,7 @@
       </w:r>
       <w:r>
         <w:rPr>
-          <w:rFonts w:ascii="Times New Roman" w:eastAsiaTheme="minorEastAsia" w:hAnsi="Times New Roman" w:cs="Times New Roman"/>
+          <w:rFonts w:ascii="Times New Roman" w:hAnsi="Times New Roman" w:cs="Times New Roman" w:eastAsiaTheme="minorEastAsia"/>
           <w:sz w:val="24"/>
           <w:szCs w:val="24"/>
         </w:rPr>
@@ -1800,7 +1443,7 @@
       </w:r>
       <w:r>
         <w:rPr>
-          <w:rFonts w:ascii="Times New Roman" w:eastAsiaTheme="minorEastAsia" w:hAnsi="Times New Roman" w:cs="Times New Roman"/>
+          <w:rFonts w:ascii="Times New Roman" w:hAnsi="Times New Roman" w:cs="Times New Roman" w:eastAsiaTheme="minorEastAsia"/>
           <w:sz w:val="24"/>
           <w:szCs w:val="24"/>
         </w:rPr>
@@ -1808,7 +1451,7 @@
       </w:r>
       <w:r>
         <w:rPr>
-          <w:rFonts w:ascii="Times New Roman" w:eastAsiaTheme="minorEastAsia" w:hAnsi="Times New Roman" w:cs="Times New Roman"/>
+          <w:rFonts w:ascii="Times New Roman" w:hAnsi="Times New Roman" w:cs="Times New Roman" w:eastAsiaTheme="minorEastAsia"/>
           <w:sz w:val="24"/>
           <w:szCs w:val="24"/>
         </w:rPr>
@@ -1816,7 +1459,7 @@
       </w:r>
       <w:r>
         <w:rPr>
-          <w:rFonts w:ascii="Times New Roman" w:eastAsiaTheme="minorEastAsia" w:hAnsi="Times New Roman" w:cs="Times New Roman"/>
+          <w:rFonts w:ascii="Times New Roman" w:hAnsi="Times New Roman" w:cs="Times New Roman" w:eastAsiaTheme="minorEastAsia"/>
           <w:sz w:val="24"/>
           <w:szCs w:val="24"/>
         </w:rPr>
@@ -1824,7 +1467,7 @@
       </w:r>
       <w:r>
         <w:rPr>
-          <w:rFonts w:ascii="Times New Roman" w:eastAsiaTheme="minorEastAsia" w:hAnsi="Times New Roman" w:cs="Times New Roman"/>
+          <w:rFonts w:ascii="Times New Roman" w:hAnsi="Times New Roman" w:cs="Times New Roman" w:eastAsiaTheme="minorEastAsia"/>
           <w:sz w:val="24"/>
           <w:szCs w:val="24"/>
         </w:rPr>
@@ -1832,7 +1475,7 @@
       </w:r>
       <w:r>
         <w:rPr>
-          <w:rFonts w:ascii="Times New Roman" w:eastAsiaTheme="minorEastAsia" w:hAnsi="Times New Roman" w:cs="Times New Roman"/>
+          <w:rFonts w:ascii="Times New Roman" w:hAnsi="Times New Roman" w:cs="Times New Roman" w:eastAsiaTheme="minorEastAsia"/>
           <w:sz w:val="24"/>
           <w:szCs w:val="24"/>
         </w:rPr>
@@ -1840,7 +1483,7 @@
       </w:r>
       <w:r>
         <w:rPr>
-          <w:rFonts w:ascii="Times New Roman" w:eastAsiaTheme="minorEastAsia" w:hAnsi="Times New Roman" w:cs="Times New Roman"/>
+          <w:rFonts w:ascii="Times New Roman" w:hAnsi="Times New Roman" w:cs="Times New Roman" w:eastAsiaTheme="minorEastAsia"/>
           <w:sz w:val="24"/>
           <w:szCs w:val="24"/>
         </w:rPr>
@@ -1849,7 +1492,7 @@
       <w:proofErr w:type="spellStart"/>
       <w:r>
         <w:rPr>
-          <w:rFonts w:ascii="Times New Roman" w:eastAsiaTheme="minorEastAsia" w:hAnsi="Times New Roman" w:cs="Times New Roman"/>
+          <w:rFonts w:ascii="Times New Roman" w:hAnsi="Times New Roman" w:cs="Times New Roman" w:eastAsiaTheme="minorEastAsia"/>
           <w:sz w:val="24"/>
           <w:szCs w:val="24"/>
         </w:rPr>
@@ -1857,7 +1500,7 @@
       </w:r>
       <w:r>
         <w:rPr>
-          <w:rFonts w:ascii="Times New Roman" w:eastAsiaTheme="minorEastAsia" w:hAnsi="Times New Roman" w:cs="Times New Roman"/>
+          <w:rFonts w:ascii="Times New Roman" w:hAnsi="Times New Roman" w:cs="Times New Roman" w:eastAsiaTheme="minorEastAsia"/>
           <w:sz w:val="24"/>
           <w:szCs w:val="24"/>
         </w:rPr>
@@ -1866,7 +1509,7 @@
       <w:proofErr w:type="spellEnd"/>
       <w:r>
         <w:rPr>
-          <w:rFonts w:ascii="Times New Roman" w:eastAsiaTheme="minorEastAsia" w:hAnsi="Times New Roman" w:cs="Times New Roman"/>
+          <w:rFonts w:ascii="Times New Roman" w:hAnsi="Times New Roman" w:cs="Times New Roman" w:eastAsiaTheme="minorEastAsia"/>
           <w:sz w:val="24"/>
           <w:szCs w:val="24"/>
         </w:rPr>
@@ -1874,7 +1517,7 @@
       </w:r>
       <w:r>
         <w:rPr>
-          <w:rFonts w:ascii="Times New Roman" w:eastAsiaTheme="minorEastAsia" w:hAnsi="Times New Roman" w:cs="Times New Roman"/>
+          <w:rFonts w:ascii="Times New Roman" w:hAnsi="Times New Roman" w:cs="Times New Roman" w:eastAsiaTheme="minorEastAsia"/>
           <w:sz w:val="24"/>
           <w:szCs w:val="24"/>
         </w:rPr>
@@ -1942,7 +1585,7 @@
         </w:rPr>
       </w:pPr>
     </w:p>
-    <w:p>
+    <w:p w14:noSpellErr="1">
       <w:pPr>
         <w:pStyle w:val="Heading2"/>
         <w:rPr>
@@ -1952,7 +1595,7 @@
           <w:szCs w:val="24"/>
         </w:rPr>
       </w:pPr>
-      <w:bookmarkStart w:id="2" w:name="_Toc153489862"/>
+      <w:bookmarkStart w:name="_Toc64622905" w:id="1374983884"/>
       <w:r>
         <w:rPr>
           <w:rFonts w:ascii="Times New Roman" w:hAnsi="Times New Roman" w:cs="Times New Roman"/>
@@ -1962,7 +1605,7 @@
         </w:rPr>
         <w:t>Program Plotter</w:t>
       </w:r>
-      <w:bookmarkEnd w:id="2"/>
+      <w:bookmarkEnd w:id="1374983884"/>
     </w:p>
     <w:p>
       <w:pPr>
@@ -1974,10 +1617,11 @@
           <w:szCs w:val="24"/>
         </w:rPr>
       </w:pPr>
-      <w:bookmarkStart w:id="3" w:name="_Toc153302201"/>
-      <w:bookmarkStart w:id="4" w:name="_Toc153392477"/>
-      <w:bookmarkStart w:id="5" w:name="_Toc153392537"/>
-      <w:bookmarkStart w:id="6" w:name="_Toc153489863"/>
+      <w:bookmarkStart w:name="_Toc153302201" w:id="3"/>
+      <w:bookmarkStart w:name="_Toc153392477" w:id="4"/>
+      <w:bookmarkStart w:name="_Toc153392537" w:id="5"/>
+      <w:bookmarkStart w:name="_Toc153489863" w:id="6"/>
+      <w:bookmarkStart w:name="_Toc446138258" w:id="187965313"/>
       <w:r>
         <w:rPr>
           <w:rFonts w:ascii="Times New Roman" w:hAnsi="Times New Roman" w:cs="Times New Roman"/>
@@ -2057,7 +1701,7 @@
           <w:sz w:val="24"/>
           <w:szCs w:val="24"/>
         </w:rPr>
-        <w:t xml:space="preserve">. The </w:t>
+        <w:t xml:space="preserve">. </w:t>
       </w:r>
       <w:r>
         <w:rPr>
@@ -2066,9 +1710,8 @@
           <w:sz w:val="24"/>
           <w:szCs w:val="24"/>
         </w:rPr>
-        <w:t xml:space="preserve">method </w:t>
-      </w:r>
-      <w:proofErr w:type="spellStart"/>
+        <w:t xml:space="preserve">The </w:t>
+      </w:r>
       <w:r>
         <w:rPr>
           <w:rFonts w:ascii="Times New Roman" w:hAnsi="Times New Roman" w:cs="Times New Roman"/>
@@ -2076,9 +1719,26 @@
           <w:sz w:val="24"/>
           <w:szCs w:val="24"/>
         </w:rPr>
+        <w:t>method</w:t>
+      </w:r>
+      <w:r>
+        <w:rPr>
+          <w:rFonts w:ascii="Times New Roman" w:hAnsi="Times New Roman" w:cs="Times New Roman"/>
+          <w:color w:val="auto"/>
+          <w:sz w:val="24"/>
+          <w:szCs w:val="24"/>
+        </w:rPr>
+        <w:t xml:space="preserve"> </w:t>
+      </w:r>
+      <w:r>
+        <w:rPr>
+          <w:rFonts w:ascii="Times New Roman" w:hAnsi="Times New Roman" w:cs="Times New Roman"/>
+          <w:color w:val="auto"/>
+          <w:sz w:val="24"/>
+          <w:szCs w:val="24"/>
+        </w:rPr>
         <w:t>ResultsinRange</w:t>
       </w:r>
-      <w:proofErr w:type="spellEnd"/>
       <w:r>
         <w:rPr>
           <w:rFonts w:ascii="Times New Roman" w:hAnsi="Times New Roman" w:cs="Times New Roman"/>
@@ -2101,6 +1761,7 @@
       <w:bookmarkEnd w:id="4"/>
       <w:bookmarkEnd w:id="5"/>
       <w:bookmarkEnd w:id="6"/>
+      <w:bookmarkEnd w:id="187965313"/>
       <w:r>
         <w:rPr>
           <w:rFonts w:ascii="Times New Roman" w:hAnsi="Times New Roman" w:cs="Times New Roman"/>
@@ -2634,7 +2295,7 @@
         <w:t>when x &lt; 0.</w:t>
       </w:r>
     </w:p>
-    <w:p>
+    <w:p w14:noSpellErr="1">
       <w:pPr>
         <w:pStyle w:val="Heading2"/>
         <w:rPr>
@@ -2644,7 +2305,7 @@
           <w:szCs w:val="24"/>
         </w:rPr>
       </w:pPr>
-      <w:bookmarkStart w:id="7" w:name="_Toc153489864"/>
+      <w:bookmarkStart w:name="_Toc1441915272" w:id="437037194"/>
       <w:r>
         <w:rPr>
           <w:rFonts w:ascii="Times New Roman" w:hAnsi="Times New Roman" w:cs="Times New Roman"/>
@@ -2652,10 +2313,9 @@
           <w:sz w:val="24"/>
           <w:szCs w:val="24"/>
         </w:rPr>
-        <w:lastRenderedPageBreak/>
         <w:t>Salter</w:t>
       </w:r>
-      <w:bookmarkEnd w:id="7"/>
+      <w:bookmarkEnd w:id="437037194"/>
     </w:p>
     <w:p>
       <w:pPr>
@@ -2991,7 +2651,7 @@
         <w:t>.</w:t>
       </w:r>
     </w:p>
-    <w:p>
+    <w:p w14:noSpellErr="1">
       <w:pPr>
         <w:pStyle w:val="Heading2"/>
         <w:rPr>
@@ -3001,7 +2661,7 @@
           <w:szCs w:val="24"/>
         </w:rPr>
       </w:pPr>
-      <w:bookmarkStart w:id="8" w:name="_Toc153489865"/>
+      <w:bookmarkStart w:name="_Toc1167396117" w:id="1056981441"/>
       <w:r>
         <w:rPr>
           <w:rFonts w:ascii="Times New Roman" w:hAnsi="Times New Roman" w:cs="Times New Roman"/>
@@ -3011,7 +2671,7 @@
         </w:rPr>
         <w:t>Smoother</w:t>
       </w:r>
-      <w:bookmarkEnd w:id="8"/>
+      <w:bookmarkEnd w:id="1056981441"/>
     </w:p>
     <w:p>
       <w:pPr>
@@ -3085,7 +2745,7 @@
           <w:szCs w:val="24"/>
         </w:rPr>
       </w:pPr>
-      <w:bookmarkStart w:id="9" w:name="_Toc153489866"/>
+      <w:bookmarkStart w:name="_Toc153489866" w:id="9"/>
       <w:r>
         <w:rPr>
           <w:rFonts w:ascii="Times New Roman" w:hAnsi="Times New Roman" w:cs="Times New Roman"/>
@@ -3281,7 +2941,7 @@
         <w:t>.</w:t>
       </w:r>
     </w:p>
-    <w:p>
+    <w:p w14:noSpellErr="1">
       <w:pPr>
         <w:pStyle w:val="Heading1"/>
         <w:rPr>
@@ -3289,7 +2949,7 @@
           <w:color w:val="7030A0"/>
         </w:rPr>
       </w:pPr>
-      <w:bookmarkStart w:id="10" w:name="_Toc153489867"/>
+      <w:bookmarkStart w:name="_Toc196818403" w:id="735262783"/>
       <w:r>
         <w:rPr>
           <w:rFonts w:ascii="Times New Roman" w:hAnsi="Times New Roman" w:cs="Times New Roman"/>
@@ -3297,7 +2957,7 @@
         </w:rPr>
         <w:t>Apache and Maven</w:t>
       </w:r>
-      <w:bookmarkEnd w:id="10"/>
+      <w:bookmarkEnd w:id="735262783"/>
     </w:p>
     <w:p>
       <w:pPr>
@@ -3333,7 +2993,7 @@
           <w:rFonts w:ascii="Times New Roman" w:hAnsi="Times New Roman" w:cs="Times New Roman"/>
         </w:rPr>
       </w:pPr>
-      <w:hyperlink r:id="rId17" w:history="1">
+      <w:hyperlink w:history="1" r:id="rId17">
         <w:r>
           <w:rPr>
             <w:rStyle w:val="Hyperlink"/>
@@ -3347,7 +3007,7 @@
       <w:pPr>
         <w:spacing w:after="0" w:line="240" w:lineRule="auto"/>
         <w:rPr>
-          <w:rFonts w:ascii="Helvetica" w:eastAsia="Times New Roman" w:hAnsi="Helvetica" w:cs="Helvetica"/>
+          <w:rFonts w:ascii="Helvetica" w:hAnsi="Helvetica" w:eastAsia="Times New Roman" w:cs="Helvetica"/>
           <w:color w:val="333333"/>
           <w:kern w:val="0"/>
           <w:sz w:val="18"/>
@@ -3358,7 +3018,7 @@
       </w:pPr>
       <w:r>
         <w:rPr>
-          <w:rFonts w:ascii="Helvetica" w:eastAsia="Times New Roman" w:hAnsi="Helvetica" w:cs="Helvetica"/>
+          <w:rFonts w:ascii="Helvetica" w:hAnsi="Helvetica" w:eastAsia="Times New Roman" w:cs="Helvetica"/>
           <w:color w:val="333333"/>
           <w:kern w:val="0"/>
           <w:sz w:val="18"/>
@@ -3371,12 +3031,12 @@
       <w:proofErr w:type="spellStart"/>
       <w:r>
         <w:rPr>
-          <w:rFonts w:ascii="Consolas" w:eastAsia="Times New Roman" w:hAnsi="Consolas" w:cs="Courier New"/>
+          <w:rFonts w:ascii="Consolas" w:hAnsi="Consolas" w:eastAsia="Times New Roman" w:cs="Courier New"/>
           <w:color w:val="DD1144"/>
           <w:kern w:val="0"/>
           <w:sz w:val="18"/>
           <w:szCs w:val="18"/>
-          <w:bdr w:val="single" w:sz="6" w:space="2" w:color="E1E1E8" w:frame="1"/>
+          <w:bdr w:val="single" w:color="E1E1E8" w:sz="6" w:space="2" w:frame="1"/>
           <w:shd w:val="clear" w:color="auto" w:fill="F7F7F9"/>
           <w14:ligatures w14:val="none"/>
         </w:rPr>
@@ -3385,7 +3045,7 @@
       <w:proofErr w:type="spellEnd"/>
       <w:r>
         <w:rPr>
-          <w:rFonts w:ascii="Helvetica" w:eastAsia="Times New Roman" w:hAnsi="Helvetica" w:cs="Helvetica"/>
+          <w:rFonts w:ascii="Helvetica" w:hAnsi="Helvetica" w:eastAsia="Times New Roman" w:cs="Helvetica"/>
           <w:color w:val="333333"/>
           <w:kern w:val="0"/>
           <w:sz w:val="18"/>
@@ -3400,7 +3060,7 @@
       <w:pPr>
         <w:spacing w:after="0" w:line="240" w:lineRule="auto"/>
         <w:rPr>
-          <w:rFonts w:ascii="Times New Roman" w:eastAsia="Times New Roman" w:hAnsi="Times New Roman" w:cs="Times New Roman"/>
+          <w:rFonts w:ascii="Times New Roman" w:hAnsi="Times New Roman" w:eastAsia="Times New Roman" w:cs="Times New Roman"/>
           <w:kern w:val="0"/>
           <w:sz w:val="24"/>
           <w:szCs w:val="24"/>
@@ -3409,7 +3069,7 @@
       </w:pPr>
       <w:r>
         <w:rPr>
-          <w:rFonts w:ascii="Helvetica" w:eastAsia="Times New Roman" w:hAnsi="Helvetica" w:cs="Helvetica"/>
+          <w:rFonts w:ascii="Helvetica" w:hAnsi="Helvetica" w:eastAsia="Times New Roman" w:cs="Helvetica"/>
           <w:color w:val="333333"/>
           <w:kern w:val="0"/>
           <w:sz w:val="18"/>
@@ -3444,7 +3104,7 @@
         <w:wordWrap w:val="0"/>
         <w:spacing w:after="150" w:line="300" w:lineRule="atLeast"/>
         <w:rPr>
-          <w:rFonts w:ascii="Consolas" w:eastAsia="Times New Roman" w:hAnsi="Consolas" w:cs="Courier New"/>
+          <w:rFonts w:ascii="Consolas" w:hAnsi="Consolas" w:eastAsia="Times New Roman" w:cs="Courier New"/>
           <w:color w:val="333333"/>
           <w:kern w:val="0"/>
           <w:sz w:val="20"/>
@@ -3454,7 +3114,7 @@
       </w:pPr>
       <w:r>
         <w:rPr>
-          <w:rFonts w:ascii="Consolas" w:eastAsia="Times New Roman" w:hAnsi="Consolas" w:cs="Courier New"/>
+          <w:rFonts w:ascii="Consolas" w:hAnsi="Consolas" w:eastAsia="Times New Roman" w:cs="Courier New"/>
           <w:color w:val="333333"/>
           <w:kern w:val="0"/>
           <w:sz w:val="20"/>
@@ -3488,7 +3148,7 @@
         <w:wordWrap w:val="0"/>
         <w:spacing w:after="150" w:line="300" w:lineRule="atLeast"/>
         <w:rPr>
-          <w:rFonts w:ascii="Consolas" w:eastAsia="Times New Roman" w:hAnsi="Consolas" w:cs="Courier New"/>
+          <w:rFonts w:ascii="Consolas" w:hAnsi="Consolas" w:eastAsia="Times New Roman" w:cs="Courier New"/>
           <w:color w:val="333333"/>
           <w:kern w:val="0"/>
           <w:sz w:val="20"/>
@@ -3498,7 +3158,7 @@
       </w:pPr>
       <w:r>
         <w:rPr>
-          <w:rFonts w:ascii="Consolas" w:eastAsia="Times New Roman" w:hAnsi="Consolas" w:cs="Courier New"/>
+          <w:rFonts w:ascii="Consolas" w:hAnsi="Consolas" w:eastAsia="Times New Roman" w:cs="Courier New"/>
           <w:color w:val="333333"/>
           <w:kern w:val="0"/>
           <w:sz w:val="20"/>
@@ -3532,7 +3192,7 @@
         <w:wordWrap w:val="0"/>
         <w:spacing w:after="150" w:line="300" w:lineRule="atLeast"/>
         <w:rPr>
-          <w:rFonts w:ascii="Consolas" w:eastAsia="Times New Roman" w:hAnsi="Consolas" w:cs="Courier New"/>
+          <w:rFonts w:ascii="Consolas" w:hAnsi="Consolas" w:eastAsia="Times New Roman" w:cs="Courier New"/>
           <w:color w:val="333333"/>
           <w:kern w:val="0"/>
           <w:sz w:val="20"/>
@@ -3542,7 +3202,7 @@
       </w:pPr>
       <w:r>
         <w:rPr>
-          <w:rFonts w:ascii="Consolas" w:eastAsia="Times New Roman" w:hAnsi="Consolas" w:cs="Courier New"/>
+          <w:rFonts w:ascii="Consolas" w:hAnsi="Consolas" w:eastAsia="Times New Roman" w:cs="Courier New"/>
           <w:color w:val="333333"/>
           <w:kern w:val="0"/>
           <w:sz w:val="20"/>
@@ -3554,7 +3214,7 @@
       <w:proofErr w:type="spellStart"/>
       <w:r>
         <w:rPr>
-          <w:rFonts w:ascii="Consolas" w:eastAsia="Times New Roman" w:hAnsi="Consolas" w:cs="Courier New"/>
+          <w:rFonts w:ascii="Consolas" w:hAnsi="Consolas" w:eastAsia="Times New Roman" w:cs="Courier New"/>
           <w:color w:val="333333"/>
           <w:kern w:val="0"/>
           <w:sz w:val="20"/>
@@ -3566,7 +3226,7 @@
       <w:proofErr w:type="spellEnd"/>
       <w:r>
         <w:rPr>
-          <w:rFonts w:ascii="Consolas" w:eastAsia="Times New Roman" w:hAnsi="Consolas" w:cs="Courier New"/>
+          <w:rFonts w:ascii="Consolas" w:hAnsi="Consolas" w:eastAsia="Times New Roman" w:cs="Courier New"/>
           <w:color w:val="333333"/>
           <w:kern w:val="0"/>
           <w:sz w:val="20"/>
@@ -3578,7 +3238,7 @@
       <w:proofErr w:type="gramStart"/>
       <w:r>
         <w:rPr>
-          <w:rFonts w:ascii="Consolas" w:eastAsia="Times New Roman" w:hAnsi="Consolas" w:cs="Courier New"/>
+          <w:rFonts w:ascii="Consolas" w:hAnsi="Consolas" w:eastAsia="Times New Roman" w:cs="Courier New"/>
           <w:color w:val="333333"/>
           <w:kern w:val="0"/>
           <w:sz w:val="20"/>
@@ -3613,7 +3273,7 @@
         <w:wordWrap w:val="0"/>
         <w:spacing w:after="150" w:line="300" w:lineRule="atLeast"/>
         <w:rPr>
-          <w:rFonts w:ascii="Consolas" w:eastAsia="Times New Roman" w:hAnsi="Consolas" w:cs="Courier New"/>
+          <w:rFonts w:ascii="Consolas" w:hAnsi="Consolas" w:eastAsia="Times New Roman" w:cs="Courier New"/>
           <w:color w:val="333333"/>
           <w:kern w:val="0"/>
           <w:sz w:val="20"/>
@@ -3623,7 +3283,7 @@
       </w:pPr>
       <w:r>
         <w:rPr>
-          <w:rFonts w:ascii="Consolas" w:eastAsia="Times New Roman" w:hAnsi="Consolas" w:cs="Courier New"/>
+          <w:rFonts w:ascii="Consolas" w:hAnsi="Consolas" w:eastAsia="Times New Roman" w:cs="Courier New"/>
           <w:color w:val="333333"/>
           <w:kern w:val="0"/>
           <w:sz w:val="20"/>
@@ -3635,7 +3295,7 @@
       <w:proofErr w:type="spellStart"/>
       <w:r>
         <w:rPr>
-          <w:rFonts w:ascii="Consolas" w:eastAsia="Times New Roman" w:hAnsi="Consolas" w:cs="Courier New"/>
+          <w:rFonts w:ascii="Consolas" w:hAnsi="Consolas" w:eastAsia="Times New Roman" w:cs="Courier New"/>
           <w:color w:val="333333"/>
           <w:kern w:val="0"/>
           <w:sz w:val="20"/>
@@ -3647,7 +3307,7 @@
       <w:proofErr w:type="spellEnd"/>
       <w:r>
         <w:rPr>
-          <w:rFonts w:ascii="Consolas" w:eastAsia="Times New Roman" w:hAnsi="Consolas" w:cs="Courier New"/>
+          <w:rFonts w:ascii="Consolas" w:hAnsi="Consolas" w:eastAsia="Times New Roman" w:cs="Courier New"/>
           <w:color w:val="333333"/>
           <w:kern w:val="0"/>
           <w:sz w:val="20"/>
@@ -3659,7 +3319,7 @@
       <w:proofErr w:type="spellStart"/>
       <w:r>
         <w:rPr>
-          <w:rFonts w:ascii="Consolas" w:eastAsia="Times New Roman" w:hAnsi="Consolas" w:cs="Courier New"/>
+          <w:rFonts w:ascii="Consolas" w:hAnsi="Consolas" w:eastAsia="Times New Roman" w:cs="Courier New"/>
           <w:color w:val="333333"/>
           <w:kern w:val="0"/>
           <w:sz w:val="20"/>
@@ -3671,7 +3331,7 @@
       <w:proofErr w:type="spellEnd"/>
       <w:r>
         <w:rPr>
-          <w:rFonts w:ascii="Consolas" w:eastAsia="Times New Roman" w:hAnsi="Consolas" w:cs="Courier New"/>
+          <w:rFonts w:ascii="Consolas" w:hAnsi="Consolas" w:eastAsia="Times New Roman" w:cs="Courier New"/>
           <w:color w:val="333333"/>
           <w:kern w:val="0"/>
           <w:sz w:val="20"/>
@@ -3683,7 +3343,7 @@
       <w:proofErr w:type="gramStart"/>
       <w:r>
         <w:rPr>
-          <w:rFonts w:ascii="Consolas" w:eastAsia="Times New Roman" w:hAnsi="Consolas" w:cs="Courier New"/>
+          <w:rFonts w:ascii="Consolas" w:hAnsi="Consolas" w:eastAsia="Times New Roman" w:cs="Courier New"/>
           <w:color w:val="333333"/>
           <w:kern w:val="0"/>
           <w:sz w:val="20"/>
@@ -3718,7 +3378,7 @@
         <w:wordWrap w:val="0"/>
         <w:spacing w:after="150" w:line="300" w:lineRule="atLeast"/>
         <w:rPr>
-          <w:rFonts w:ascii="Consolas" w:eastAsia="Times New Roman" w:hAnsi="Consolas" w:cs="Courier New"/>
+          <w:rFonts w:ascii="Consolas" w:hAnsi="Consolas" w:eastAsia="Times New Roman" w:cs="Courier New"/>
           <w:color w:val="333333"/>
           <w:kern w:val="0"/>
           <w:sz w:val="20"/>
@@ -3728,7 +3388,7 @@
       </w:pPr>
       <w:r>
         <w:rPr>
-          <w:rFonts w:ascii="Consolas" w:eastAsia="Times New Roman" w:hAnsi="Consolas" w:cs="Courier New"/>
+          <w:rFonts w:ascii="Consolas" w:hAnsi="Consolas" w:eastAsia="Times New Roman" w:cs="Courier New"/>
           <w:color w:val="333333"/>
           <w:kern w:val="0"/>
           <w:sz w:val="20"/>
@@ -3740,7 +3400,7 @@
       <w:proofErr w:type="spellStart"/>
       <w:r>
         <w:rPr>
-          <w:rFonts w:ascii="Consolas" w:eastAsia="Times New Roman" w:hAnsi="Consolas" w:cs="Courier New"/>
+          <w:rFonts w:ascii="Consolas" w:hAnsi="Consolas" w:eastAsia="Times New Roman" w:cs="Courier New"/>
           <w:color w:val="333333"/>
           <w:kern w:val="0"/>
           <w:sz w:val="20"/>
@@ -3752,7 +3412,7 @@
       <w:proofErr w:type="spellEnd"/>
       <w:r>
         <w:rPr>
-          <w:rFonts w:ascii="Consolas" w:eastAsia="Times New Roman" w:hAnsi="Consolas" w:cs="Courier New"/>
+          <w:rFonts w:ascii="Consolas" w:hAnsi="Consolas" w:eastAsia="Times New Roman" w:cs="Courier New"/>
           <w:color w:val="333333"/>
           <w:kern w:val="0"/>
           <w:sz w:val="20"/>
@@ -3764,7 +3424,7 @@
       <w:proofErr w:type="gramStart"/>
       <w:r>
         <w:rPr>
-          <w:rFonts w:ascii="Consolas" w:eastAsia="Times New Roman" w:hAnsi="Consolas" w:cs="Courier New"/>
+          <w:rFonts w:ascii="Consolas" w:hAnsi="Consolas" w:eastAsia="Times New Roman" w:cs="Courier New"/>
           <w:color w:val="333333"/>
           <w:kern w:val="0"/>
           <w:sz w:val="20"/>
@@ -3799,7 +3459,7 @@
         <w:wordWrap w:val="0"/>
         <w:spacing w:after="150" w:line="300" w:lineRule="atLeast"/>
         <w:rPr>
-          <w:rFonts w:ascii="Consolas" w:eastAsia="Times New Roman" w:hAnsi="Consolas" w:cs="Courier New"/>
+          <w:rFonts w:ascii="Consolas" w:hAnsi="Consolas" w:eastAsia="Times New Roman" w:cs="Courier New"/>
           <w:color w:val="333333"/>
           <w:kern w:val="0"/>
           <w:sz w:val="20"/>
@@ -3832,7 +3492,7 @@
         <w:wordWrap w:val="0"/>
         <w:spacing w:after="150" w:line="300" w:lineRule="atLeast"/>
         <w:rPr>
-          <w:rFonts w:ascii="Consolas" w:eastAsia="Times New Roman" w:hAnsi="Consolas" w:cs="Courier New"/>
+          <w:rFonts w:ascii="Consolas" w:hAnsi="Consolas" w:eastAsia="Times New Roman" w:cs="Courier New"/>
           <w:color w:val="333333"/>
           <w:kern w:val="0"/>
           <w:sz w:val="20"/>
@@ -3842,7 +3502,7 @@
       </w:pPr>
       <w:r>
         <w:rPr>
-          <w:rFonts w:ascii="Consolas" w:eastAsia="Times New Roman" w:hAnsi="Consolas" w:cs="Courier New"/>
+          <w:rFonts w:ascii="Consolas" w:hAnsi="Consolas" w:eastAsia="Times New Roman" w:cs="Courier New"/>
           <w:color w:val="333333"/>
           <w:kern w:val="0"/>
           <w:sz w:val="20"/>
@@ -3876,7 +3536,7 @@
         <w:wordWrap w:val="0"/>
         <w:spacing w:after="150" w:line="300" w:lineRule="atLeast"/>
         <w:rPr>
-          <w:rFonts w:ascii="Consolas" w:eastAsia="Times New Roman" w:hAnsi="Consolas" w:cs="Courier New"/>
+          <w:rFonts w:ascii="Consolas" w:hAnsi="Consolas" w:eastAsia="Times New Roman" w:cs="Courier New"/>
           <w:color w:val="333333"/>
           <w:kern w:val="0"/>
           <w:sz w:val="20"/>
@@ -3886,7 +3546,7 @@
       </w:pPr>
       <w:r>
         <w:rPr>
-          <w:rFonts w:ascii="Consolas" w:eastAsia="Times New Roman" w:hAnsi="Consolas" w:cs="Courier New"/>
+          <w:rFonts w:ascii="Consolas" w:hAnsi="Consolas" w:eastAsia="Times New Roman" w:cs="Courier New"/>
           <w:color w:val="333333"/>
           <w:kern w:val="0"/>
           <w:sz w:val="20"/>
@@ -3898,7 +3558,7 @@
       <w:proofErr w:type="spellStart"/>
       <w:r>
         <w:rPr>
-          <w:rFonts w:ascii="Consolas" w:eastAsia="Times New Roman" w:hAnsi="Consolas" w:cs="Courier New"/>
+          <w:rFonts w:ascii="Consolas" w:hAnsi="Consolas" w:eastAsia="Times New Roman" w:cs="Courier New"/>
           <w:color w:val="333333"/>
           <w:kern w:val="0"/>
           <w:sz w:val="20"/>
@@ -3910,7 +3570,7 @@
       <w:proofErr w:type="spellEnd"/>
       <w:r>
         <w:rPr>
-          <w:rFonts w:ascii="Consolas" w:eastAsia="Times New Roman" w:hAnsi="Consolas" w:cs="Courier New"/>
+          <w:rFonts w:ascii="Consolas" w:hAnsi="Consolas" w:eastAsia="Times New Roman" w:cs="Courier New"/>
           <w:color w:val="333333"/>
           <w:kern w:val="0"/>
           <w:sz w:val="20"/>
@@ -3922,7 +3582,7 @@
       <w:proofErr w:type="gramStart"/>
       <w:r>
         <w:rPr>
-          <w:rFonts w:ascii="Consolas" w:eastAsia="Times New Roman" w:hAnsi="Consolas" w:cs="Courier New"/>
+          <w:rFonts w:ascii="Consolas" w:hAnsi="Consolas" w:eastAsia="Times New Roman" w:cs="Courier New"/>
           <w:color w:val="333333"/>
           <w:kern w:val="0"/>
           <w:sz w:val="20"/>
@@ -4245,7 +3905,7 @@
         </w:drawing>
       </w:r>
     </w:p>
-    <w:p>
+    <w:p w14:noSpellErr="1">
       <w:pPr>
         <w:pStyle w:val="Heading1"/>
         <w:rPr>
@@ -4253,7 +3913,6 @@
           <w:color w:val="7030A0"/>
         </w:rPr>
       </w:pPr>
-      <w:bookmarkStart w:id="11" w:name="_Toc153489868"/>
     </w:p>
     <w:p>
       <w:pPr>
@@ -4263,7 +3922,7 @@
           <w:color w:val="7030A0"/>
         </w:rPr>
       </w:pPr>
-      <w:proofErr w:type="spellStart"/>
+      <w:bookmarkStart w:name="_Toc74305609" w:id="484349031"/>
       <w:r>
         <w:rPr>
           <w:rFonts w:ascii="Times New Roman" w:hAnsi="Times New Roman" w:cs="Times New Roman"/>
@@ -4271,7 +3930,6 @@
         </w:rPr>
         <w:t>Matlab</w:t>
       </w:r>
-      <w:proofErr w:type="spellEnd"/>
       <w:r>
         <w:rPr>
           <w:rFonts w:ascii="Times New Roman" w:hAnsi="Times New Roman" w:cs="Times New Roman"/>
@@ -4279,7 +3937,7 @@
         </w:rPr>
         <w:t xml:space="preserve"> Octave</w:t>
       </w:r>
-      <w:bookmarkEnd w:id="11"/>
+      <w:bookmarkEnd w:id="484349031"/>
     </w:p>
     <w:p>
       <w:pPr>
@@ -4387,10 +4045,10 @@
             <w:tcW w:w="9289" w:type="dxa"/>
             <w:gridSpan w:val="3"/>
             <w:tcBorders>
-              <w:top w:val="single" w:sz="4" w:space="0" w:color="auto"/>
-              <w:left w:val="single" w:sz="4" w:space="0" w:color="auto"/>
-              <w:bottom w:val="single" w:sz="4" w:space="0" w:color="auto"/>
-              <w:right w:val="single" w:sz="4" w:space="0" w:color="auto"/>
+              <w:top w:val="single" w:color="auto" w:sz="4" w:space="0"/>
+              <w:left w:val="single" w:color="auto" w:sz="4" w:space="0"/>
+              <w:bottom w:val="single" w:color="auto" w:sz="4" w:space="0"/>
+              <w:right w:val="single" w:color="auto" w:sz="4" w:space="0"/>
             </w:tcBorders>
           </w:tcPr>
           <w:p>
@@ -4435,10 +4093,10 @@
             <w:tcW w:w="6505" w:type="dxa"/>
             <w:gridSpan w:val="2"/>
             <w:tcBorders>
-              <w:top w:val="single" w:sz="4" w:space="0" w:color="auto"/>
-              <w:left w:val="single" w:sz="4" w:space="0" w:color="auto"/>
-              <w:bottom w:val="single" w:sz="4" w:space="0" w:color="auto"/>
-              <w:right w:val="single" w:sz="4" w:space="0" w:color="auto"/>
+              <w:top w:val="single" w:color="auto" w:sz="4" w:space="0"/>
+              <w:left w:val="single" w:color="auto" w:sz="4" w:space="0"/>
+              <w:bottom w:val="single" w:color="auto" w:sz="4" w:space="0"/>
+              <w:right w:val="single" w:color="auto" w:sz="4" w:space="0"/>
             </w:tcBorders>
           </w:tcPr>
           <w:p>
@@ -4474,10 +4132,10 @@
           <w:tcPr>
             <w:tcW w:w="2784" w:type="dxa"/>
             <w:tcBorders>
-              <w:top w:val="single" w:sz="4" w:space="0" w:color="auto"/>
-              <w:left w:val="single" w:sz="4" w:space="0" w:color="auto"/>
-              <w:bottom w:val="single" w:sz="4" w:space="0" w:color="auto"/>
-              <w:right w:val="single" w:sz="4" w:space="0" w:color="auto"/>
+              <w:top w:val="single" w:color="auto" w:sz="4" w:space="0"/>
+              <w:left w:val="single" w:color="auto" w:sz="4" w:space="0"/>
+              <w:bottom w:val="single" w:color="auto" w:sz="4" w:space="0"/>
+              <w:right w:val="single" w:color="auto" w:sz="4" w:space="0"/>
             </w:tcBorders>
           </w:tcPr>
           <w:p>
@@ -4521,8 +4179,8 @@
             <w:cnfStyle w:val="001000000000" w:firstRow="0" w:lastRow="0" w:firstColumn="1" w:lastColumn="0" w:oddVBand="0" w:evenVBand="0" w:oddHBand="0" w:evenHBand="0" w:firstRowFirstColumn="0" w:firstRowLastColumn="0" w:lastRowFirstColumn="0" w:lastRowLastColumn="0"/>
             <w:tcW w:w="631" w:type="dxa"/>
             <w:tcBorders>
-              <w:top w:val="single" w:sz="4" w:space="0" w:color="auto"/>
-              <w:left w:val="single" w:sz="4" w:space="0" w:color="auto"/>
+              <w:top w:val="single" w:color="auto" w:sz="4" w:space="0"/>
+              <w:left w:val="single" w:color="auto" w:sz="4" w:space="0"/>
             </w:tcBorders>
           </w:tcPr>
           <w:p>
@@ -4557,8 +4215,8 @@
           <w:tcPr>
             <w:tcW w:w="5873" w:type="dxa"/>
             <w:tcBorders>
-              <w:top w:val="single" w:sz="4" w:space="0" w:color="auto"/>
-              <w:right w:val="single" w:sz="4" w:space="0" w:color="auto"/>
+              <w:top w:val="single" w:color="auto" w:sz="4" w:space="0"/>
+              <w:right w:val="single" w:color="auto" w:sz="4" w:space="0"/>
             </w:tcBorders>
           </w:tcPr>
           <w:p>
@@ -4580,7 +4238,7 @@
                 <w:szCs w:val="24"/>
               </w:rPr>
             </w:pPr>
-            <w:hyperlink r:id="rId25" w:history="1">
+            <w:hyperlink w:history="1" r:id="rId25">
               <w:r>
                 <w:rPr>
                   <w:rStyle w:val="Hyperlink"/>
@@ -4597,9 +4255,9 @@
           <w:tcPr>
             <w:tcW w:w="2784" w:type="dxa"/>
             <w:tcBorders>
-              <w:top w:val="single" w:sz="4" w:space="0" w:color="auto"/>
-              <w:left w:val="single" w:sz="4" w:space="0" w:color="auto"/>
-              <w:right w:val="single" w:sz="4" w:space="0" w:color="auto"/>
+              <w:top w:val="single" w:color="auto" w:sz="4" w:space="0"/>
+              <w:left w:val="single" w:color="auto" w:sz="4" w:space="0"/>
+              <w:right w:val="single" w:color="auto" w:sz="4" w:space="0"/>
             </w:tcBorders>
           </w:tcPr>
           <w:p>
@@ -4632,7 +4290,7 @@
             <w:cnfStyle w:val="001000000000" w:firstRow="0" w:lastRow="0" w:firstColumn="1" w:lastColumn="0" w:oddVBand="0" w:evenVBand="0" w:oddHBand="0" w:evenHBand="0" w:firstRowFirstColumn="0" w:firstRowLastColumn="0" w:lastRowFirstColumn="0" w:lastRowLastColumn="0"/>
             <w:tcW w:w="631" w:type="dxa"/>
             <w:tcBorders>
-              <w:left w:val="single" w:sz="4" w:space="0" w:color="auto"/>
+              <w:left w:val="single" w:color="auto" w:sz="4" w:space="0"/>
             </w:tcBorders>
           </w:tcPr>
           <w:p>
@@ -4668,7 +4326,7 @@
           <w:tcPr>
             <w:tcW w:w="5873" w:type="dxa"/>
             <w:tcBorders>
-              <w:right w:val="single" w:sz="4" w:space="0" w:color="auto"/>
+              <w:right w:val="single" w:color="auto" w:sz="4" w:space="0"/>
             </w:tcBorders>
           </w:tcPr>
           <w:p>
@@ -4692,7 +4350,7 @@
                 <w:szCs w:val="24"/>
               </w:rPr>
             </w:pPr>
-            <w:hyperlink r:id="rId26" w:history="1">
+            <w:hyperlink w:history="1" r:id="rId26">
               <w:r>
                 <w:rPr>
                   <w:rStyle w:val="Hyperlink"/>
@@ -4719,8 +4377,8 @@
           <w:tcPr>
             <w:tcW w:w="2784" w:type="dxa"/>
             <w:tcBorders>
-              <w:left w:val="single" w:sz="4" w:space="0" w:color="auto"/>
-              <w:right w:val="single" w:sz="4" w:space="0" w:color="auto"/>
+              <w:left w:val="single" w:color="auto" w:sz="4" w:space="0"/>
+              <w:right w:val="single" w:color="auto" w:sz="4" w:space="0"/>
             </w:tcBorders>
           </w:tcPr>
           <w:p>
@@ -4753,7 +4411,7 @@
             <w:cnfStyle w:val="001000000000" w:firstRow="0" w:lastRow="0" w:firstColumn="1" w:lastColumn="0" w:oddVBand="0" w:evenVBand="0" w:oddHBand="0" w:evenHBand="0" w:firstRowFirstColumn="0" w:firstRowLastColumn="0" w:lastRowFirstColumn="0" w:lastRowLastColumn="0"/>
             <w:tcW w:w="631" w:type="dxa"/>
             <w:tcBorders>
-              <w:left w:val="single" w:sz="4" w:space="0" w:color="auto"/>
+              <w:left w:val="single" w:color="auto" w:sz="4" w:space="0"/>
             </w:tcBorders>
           </w:tcPr>
           <w:p>
@@ -4786,7 +4444,7 @@
           <w:tcPr>
             <w:tcW w:w="5873" w:type="dxa"/>
             <w:tcBorders>
-              <w:right w:val="single" w:sz="4" w:space="0" w:color="auto"/>
+              <w:right w:val="single" w:color="auto" w:sz="4" w:space="0"/>
             </w:tcBorders>
           </w:tcPr>
           <w:p>
@@ -4809,7 +4467,7 @@
                 <w:szCs w:val="24"/>
               </w:rPr>
             </w:pPr>
-            <w:hyperlink r:id="rId27" w:history="1">
+            <w:hyperlink w:history="1" r:id="rId27">
               <w:r>
                 <w:rPr>
                   <w:rStyle w:val="Hyperlink"/>
@@ -4836,8 +4494,8 @@
           <w:tcPr>
             <w:tcW w:w="2784" w:type="dxa"/>
             <w:tcBorders>
-              <w:left w:val="single" w:sz="4" w:space="0" w:color="auto"/>
-              <w:right w:val="single" w:sz="4" w:space="0" w:color="auto"/>
+              <w:left w:val="single" w:color="auto" w:sz="4" w:space="0"/>
+              <w:right w:val="single" w:color="auto" w:sz="4" w:space="0"/>
             </w:tcBorders>
           </w:tcPr>
           <w:p>
@@ -4871,8 +4529,8 @@
             <w:cnfStyle w:val="001000000000" w:firstRow="0" w:lastRow="0" w:firstColumn="1" w:lastColumn="0" w:oddVBand="0" w:evenVBand="0" w:oddHBand="0" w:evenHBand="0" w:firstRowFirstColumn="0" w:firstRowLastColumn="0" w:lastRowFirstColumn="0" w:lastRowLastColumn="0"/>
             <w:tcW w:w="631" w:type="dxa"/>
             <w:tcBorders>
-              <w:left w:val="single" w:sz="4" w:space="0" w:color="auto"/>
-              <w:bottom w:val="single" w:sz="4" w:space="0" w:color="auto"/>
+              <w:left w:val="single" w:color="auto" w:sz="4" w:space="0"/>
+              <w:bottom w:val="single" w:color="auto" w:sz="4" w:space="0"/>
             </w:tcBorders>
           </w:tcPr>
           <w:p>
@@ -4904,8 +4562,8 @@
           <w:tcPr>
             <w:tcW w:w="5873" w:type="dxa"/>
             <w:tcBorders>
-              <w:bottom w:val="single" w:sz="4" w:space="0" w:color="auto"/>
-              <w:right w:val="single" w:sz="4" w:space="0" w:color="auto"/>
+              <w:bottom w:val="single" w:color="auto" w:sz="4" w:space="0"/>
+              <w:right w:val="single" w:color="auto" w:sz="4" w:space="0"/>
             </w:tcBorders>
           </w:tcPr>
           <w:p>
@@ -4928,7 +4586,7 @@
                 <w:szCs w:val="24"/>
               </w:rPr>
             </w:pPr>
-            <w:hyperlink r:id="rId28" w:history="1">
+            <w:hyperlink w:history="1" r:id="rId28">
               <w:r>
                 <w:rPr>
                   <w:rStyle w:val="Hyperlink"/>
@@ -4955,9 +4613,9 @@
           <w:tcPr>
             <w:tcW w:w="2784" w:type="dxa"/>
             <w:tcBorders>
-              <w:left w:val="single" w:sz="4" w:space="0" w:color="auto"/>
-              <w:bottom w:val="single" w:sz="4" w:space="0" w:color="auto"/>
-              <w:right w:val="single" w:sz="4" w:space="0" w:color="auto"/>
+              <w:left w:val="single" w:color="auto" w:sz="4" w:space="0"/>
+              <w:bottom w:val="single" w:color="auto" w:sz="4" w:space="0"/>
+              <w:right w:val="single" w:color="auto" w:sz="4" w:space="0"/>
             </w:tcBorders>
           </w:tcPr>
           <w:p>
@@ -5836,7 +5494,7 @@
         <w:t xml:space="preserve"> Octave is, and how it can be useful when evaluating data.</w:t>
       </w:r>
     </w:p>
-    <w:p>
+    <w:p w14:noSpellErr="1">
       <w:pPr>
         <w:pStyle w:val="Heading1"/>
         <w:rPr>
@@ -5844,16 +5502,15 @@
           <w:color w:val="7030A0"/>
         </w:rPr>
       </w:pPr>
-      <w:bookmarkStart w:id="12" w:name="_Toc153489869"/>
+      <w:bookmarkStart w:name="_Toc1609064590" w:id="2099495804"/>
       <w:r>
         <w:rPr>
           <w:rFonts w:ascii="Times New Roman" w:hAnsi="Times New Roman" w:cs="Times New Roman"/>
           <w:color w:val="7030A0"/>
         </w:rPr>
-        <w:lastRenderedPageBreak/>
         <w:t>RSI Calculator</w:t>
       </w:r>
-      <w:bookmarkEnd w:id="12"/>
+      <w:bookmarkEnd w:id="2099495804"/>
     </w:p>
     <w:p>
       <w:r>
@@ -5905,7 +5562,7 @@
           <w:iCs/>
         </w:rPr>
       </w:pPr>
-      <w:hyperlink r:id="rId42" w:history="1">
+      <w:hyperlink w:history="1" r:id="rId42">
         <w:r>
           <w:rPr>
             <w:rStyle w:val="Hyperlink"/>
@@ -6170,7 +5827,7 @@
         <w:t xml:space="preserve"> depiction.</w:t>
       </w:r>
     </w:p>
-    <w:p>
+    <w:p w14:noSpellErr="1">
       <w:pPr>
         <w:pStyle w:val="Heading1"/>
         <w:rPr>
@@ -6178,7 +5835,7 @@
           <w:color w:val="7030A0"/>
         </w:rPr>
       </w:pPr>
-      <w:bookmarkStart w:id="13" w:name="_Toc153489870"/>
+      <w:bookmarkStart w:name="_Toc598185475" w:id="1768241007"/>
       <w:r>
         <w:rPr>
           <w:rFonts w:ascii="Times New Roman" w:hAnsi="Times New Roman" w:cs="Times New Roman"/>
@@ -6193,7 +5850,7 @@
         </w:rPr>
         <w:t xml:space="preserve"> Essay</w:t>
       </w:r>
-      <w:bookmarkEnd w:id="13"/>
+      <w:bookmarkEnd w:id="1768241007"/>
     </w:p>
     <w:p/>
     <w:p>
@@ -6218,7 +5875,7 @@
           <w:rFonts w:ascii="Times New Roman" w:hAnsi="Times New Roman" w:cs="Times New Roman"/>
           <w:sz w:val="24"/>
           <w:szCs w:val="24"/>
-          <w:bdr w:val="none" w:sz="0" w:space="0" w:color="auto" w:frame="1"/>
+          <w:bdr w:val="none" w:color="auto" w:sz="0" w:space="0" w:frame="1"/>
         </w:rPr>
         <w:t>[0,1</w:t>
       </w:r>
@@ -6228,7 +5885,7 @@
           <w:rFonts w:ascii="Times New Roman" w:hAnsi="Times New Roman" w:cs="Times New Roman"/>
           <w:sz w:val="24"/>
           <w:szCs w:val="24"/>
-          <w:bdr w:val="none" w:sz="0" w:space="0" w:color="auto" w:frame="1"/>
+          <w:bdr w:val="none" w:color="auto" w:sz="0" w:space="0" w:frame="1"/>
         </w:rPr>
         <w:t>][0,1]</w:t>
       </w:r>
@@ -6244,7 +5901,7 @@
           <w:rFonts w:ascii="Times New Roman" w:hAnsi="Times New Roman" w:cs="Times New Roman"/>
           <w:sz w:val="24"/>
           <w:szCs w:val="24"/>
-          <w:bdr w:val="none" w:sz="0" w:space="0" w:color="auto" w:frame="1"/>
+          <w:bdr w:val="none" w:color="auto" w:sz="0" w:space="0" w:frame="1"/>
         </w:rPr>
         <w:t>(Smith, 2007)</w:t>
       </w:r>
@@ -6254,7 +5911,7 @@
           <w:rFonts w:ascii="Times New Roman" w:hAnsi="Times New Roman" w:cs="Times New Roman"/>
           <w:sz w:val="24"/>
           <w:szCs w:val="24"/>
-          <w:bdr w:val="none" w:sz="0" w:space="0" w:color="auto" w:frame="1"/>
+          <w:bdr w:val="none" w:color="auto" w:sz="0" w:space="0" w:frame="1"/>
         </w:rPr>
         <w:t>.</w:t>
       </w:r>
@@ -6625,40 +6282,7 @@
         <w:t>, Gamma, and Normal Distributions are essential tools in probability and statistics, each with its unique characteristics and applications. Understanding these distributions is crucial for modeling real-world phenomena, making statistical inferences, and conducting hypothesis testing.</w:t>
       </w:r>
     </w:p>
-    <w:p>
-      <w:pPr>
-        <w:pStyle w:val="Heading1"/>
-        <w:rPr>
-          <w:rFonts w:ascii="Times New Roman" w:hAnsi="Times New Roman" w:cs="Times New Roman"/>
-          <w:color w:val="7030A0"/>
-        </w:rPr>
-      </w:pPr>
-      <w:bookmarkStart w:id="14" w:name="_Toc153489871"/>
-      <w:r>
-        <w:rPr>
-          <w:rFonts w:ascii="Times New Roman" w:hAnsi="Times New Roman" w:cs="Times New Roman"/>
-          <w:color w:val="7030A0"/>
-        </w:rPr>
-        <w:t>Formula Sheet</w:t>
-      </w:r>
-      <w:bookmarkEnd w:id="14"/>
-    </w:p>
-    <w:p/>
-    <w:p>
-      <w:pPr>
-        <w:rPr>
-          <w:rFonts w:ascii="Times New Roman" w:hAnsi="Times New Roman" w:cs="Times New Roman"/>
-        </w:rPr>
-      </w:pPr>
-    </w:p>
-    <w:p>
-      <w:pPr>
-        <w:rPr>
-          <w:rFonts w:ascii="Times New Roman" w:hAnsi="Times New Roman" w:cs="Times New Roman"/>
-        </w:rPr>
-      </w:pPr>
-    </w:p>
-    <w:p>
+    <w:p w14:noSpellErr="1">
       <w:pPr>
         <w:pStyle w:val="Heading1"/>
         <w:jc w:val="center"/>
@@ -6667,7 +6291,7 @@
           <w:color w:val="7030A0"/>
         </w:rPr>
       </w:pPr>
-      <w:bookmarkStart w:id="15" w:name="_Toc153489872"/>
+      <w:bookmarkStart w:name="_Toc529796779" w:id="1937787402"/>
       <w:r>
         <w:rPr>
           <w:rFonts w:ascii="Times New Roman" w:hAnsi="Times New Roman" w:cs="Times New Roman"/>
@@ -6675,7 +6299,7 @@
         </w:rPr>
         <w:t>References</w:t>
       </w:r>
-      <w:bookmarkEnd w:id="15"/>
+      <w:bookmarkEnd w:id="1937787402"/>
     </w:p>
     <w:p/>
     <w:p>
@@ -6690,7 +6314,7 @@
       <w:r>
         <w:t xml:space="preserve"> Distribution and Bayesian Inference (Working Paper). Retrieved from </w:t>
       </w:r>
-      <w:hyperlink r:id="rId44" w:tgtFrame="_new" w:history="1">
+      <w:hyperlink w:tgtFrame="_new" w:history="1" r:id="rId44">
         <w:r>
           <w:rPr>
             <w:rStyle w:val="Hyperlink"/>
@@ -6706,7 +6330,7 @@
     </w:p>
     <w:sectPr>
       <w:headerReference w:type="default" r:id="rId45"/>
-      <w:pgSz w:w="12240" w:h="15840"/>
+      <w:pgSz w:w="12240" w:h="15840" w:orient="portrait"/>
       <w:pgMar w:top="1440" w:right="1440" w:bottom="1440" w:left="1440" w:header="720" w:footer="720" w:gutter="0"/>
       <w:pgNumType w:start="0"/>
       <w:cols w:space="720"/>
@@ -6825,7 +6449,7 @@
   <w:docDefaults>
     <w:rPrDefault>
       <w:rPr>
-        <w:rFonts w:asciiTheme="minorHAnsi" w:eastAsiaTheme="minorHAnsi" w:hAnsiTheme="minorHAnsi" w:cstheme="minorBidi"/>
+        <w:rFonts w:asciiTheme="minorHAnsi" w:hAnsiTheme="minorHAnsi" w:eastAsiaTheme="minorHAnsi" w:cstheme="minorBidi"/>
         <w:kern w:val="2"/>
         <w:sz w:val="22"/>
         <w:szCs w:val="22"/>
@@ -6842,14 +6466,14 @@
   <w:latentStyles w:defLockedState="0" w:defUIPriority="99" w:defSemiHidden="0" w:defUnhideWhenUsed="0" w:defQFormat="0" w:count="376">
     <w:lsdException w:name="Normal" w:uiPriority="0" w:qFormat="1"/>
     <w:lsdException w:name="heading 1" w:uiPriority="9" w:qFormat="1"/>
-    <w:lsdException w:name="heading 2" w:semiHidden="1" w:uiPriority="9" w:unhideWhenUsed="1" w:qFormat="1"/>
-    <w:lsdException w:name="heading 3" w:semiHidden="1" w:uiPriority="9" w:unhideWhenUsed="1" w:qFormat="1"/>
-    <w:lsdException w:name="heading 4" w:semiHidden="1" w:uiPriority="9" w:unhideWhenUsed="1" w:qFormat="1"/>
-    <w:lsdException w:name="heading 5" w:semiHidden="1" w:uiPriority="9" w:unhideWhenUsed="1" w:qFormat="1"/>
-    <w:lsdException w:name="heading 6" w:semiHidden="1" w:uiPriority="9" w:unhideWhenUsed="1" w:qFormat="1"/>
-    <w:lsdException w:name="heading 7" w:semiHidden="1" w:uiPriority="9" w:unhideWhenUsed="1" w:qFormat="1"/>
-    <w:lsdException w:name="heading 8" w:semiHidden="1" w:uiPriority="9" w:unhideWhenUsed="1" w:qFormat="1"/>
-    <w:lsdException w:name="heading 9" w:semiHidden="1" w:uiPriority="9" w:unhideWhenUsed="1" w:qFormat="1"/>
+    <w:lsdException w:name="heading 2" w:uiPriority="9" w:semiHidden="1" w:unhideWhenUsed="1" w:qFormat="1"/>
+    <w:lsdException w:name="heading 3" w:uiPriority="9" w:semiHidden="1" w:unhideWhenUsed="1" w:qFormat="1"/>
+    <w:lsdException w:name="heading 4" w:uiPriority="9" w:semiHidden="1" w:unhideWhenUsed="1" w:qFormat="1"/>
+    <w:lsdException w:name="heading 5" w:uiPriority="9" w:semiHidden="1" w:unhideWhenUsed="1" w:qFormat="1"/>
+    <w:lsdException w:name="heading 6" w:uiPriority="9" w:semiHidden="1" w:unhideWhenUsed="1" w:qFormat="1"/>
+    <w:lsdException w:name="heading 7" w:uiPriority="9" w:semiHidden="1" w:unhideWhenUsed="1" w:qFormat="1"/>
+    <w:lsdException w:name="heading 8" w:uiPriority="9" w:semiHidden="1" w:unhideWhenUsed="1" w:qFormat="1"/>
+    <w:lsdException w:name="heading 9" w:uiPriority="9" w:semiHidden="1" w:unhideWhenUsed="1" w:qFormat="1"/>
     <w:lsdException w:name="index 1" w:semiHidden="1" w:unhideWhenUsed="1"/>
     <w:lsdException w:name="index 2" w:semiHidden="1" w:unhideWhenUsed="1"/>
     <w:lsdException w:name="index 3" w:semiHidden="1" w:unhideWhenUsed="1"/>
@@ -6859,22 +6483,22 @@
     <w:lsdException w:name="index 7" w:semiHidden="1" w:unhideWhenUsed="1"/>
     <w:lsdException w:name="index 8" w:semiHidden="1" w:unhideWhenUsed="1"/>
     <w:lsdException w:name="index 9" w:semiHidden="1" w:unhideWhenUsed="1"/>
-    <w:lsdException w:name="toc 1" w:semiHidden="1" w:uiPriority="39" w:unhideWhenUsed="1"/>
-    <w:lsdException w:name="toc 2" w:semiHidden="1" w:uiPriority="39" w:unhideWhenUsed="1"/>
-    <w:lsdException w:name="toc 3" w:semiHidden="1" w:uiPriority="39" w:unhideWhenUsed="1"/>
-    <w:lsdException w:name="toc 4" w:semiHidden="1" w:uiPriority="39" w:unhideWhenUsed="1"/>
-    <w:lsdException w:name="toc 5" w:semiHidden="1" w:uiPriority="39" w:unhideWhenUsed="1"/>
-    <w:lsdException w:name="toc 6" w:semiHidden="1" w:uiPriority="39" w:unhideWhenUsed="1"/>
-    <w:lsdException w:name="toc 7" w:semiHidden="1" w:uiPriority="39" w:unhideWhenUsed="1"/>
-    <w:lsdException w:name="toc 8" w:semiHidden="1" w:uiPriority="39" w:unhideWhenUsed="1"/>
-    <w:lsdException w:name="toc 9" w:semiHidden="1" w:uiPriority="39" w:unhideWhenUsed="1"/>
+    <w:lsdException w:name="toc 1" w:uiPriority="39" w:semiHidden="1" w:unhideWhenUsed="1"/>
+    <w:lsdException w:name="toc 2" w:uiPriority="39" w:semiHidden="1" w:unhideWhenUsed="1"/>
+    <w:lsdException w:name="toc 3" w:uiPriority="39" w:semiHidden="1" w:unhideWhenUsed="1"/>
+    <w:lsdException w:name="toc 4" w:uiPriority="39" w:semiHidden="1" w:unhideWhenUsed="1"/>
+    <w:lsdException w:name="toc 5" w:uiPriority="39" w:semiHidden="1" w:unhideWhenUsed="1"/>
+    <w:lsdException w:name="toc 6" w:uiPriority="39" w:semiHidden="1" w:unhideWhenUsed="1"/>
+    <w:lsdException w:name="toc 7" w:uiPriority="39" w:semiHidden="1" w:unhideWhenUsed="1"/>
+    <w:lsdException w:name="toc 8" w:uiPriority="39" w:semiHidden="1" w:unhideWhenUsed="1"/>
+    <w:lsdException w:name="toc 9" w:uiPriority="39" w:semiHidden="1" w:unhideWhenUsed="1"/>
     <w:lsdException w:name="Normal Indent" w:semiHidden="1" w:unhideWhenUsed="1"/>
     <w:lsdException w:name="footnote text" w:semiHidden="1" w:unhideWhenUsed="1"/>
     <w:lsdException w:name="annotation text" w:semiHidden="1" w:unhideWhenUsed="1"/>
     <w:lsdException w:name="header" w:semiHidden="1" w:unhideWhenUsed="1"/>
     <w:lsdException w:name="footer" w:semiHidden="1" w:unhideWhenUsed="1"/>
     <w:lsdException w:name="index heading" w:semiHidden="1" w:unhideWhenUsed="1"/>
-    <w:lsdException w:name="caption" w:semiHidden="1" w:uiPriority="35" w:unhideWhenUsed="1" w:qFormat="1"/>
+    <w:lsdException w:name="caption" w:uiPriority="35" w:semiHidden="1" w:unhideWhenUsed="1" w:qFormat="1"/>
     <w:lsdException w:name="table of figures" w:semiHidden="1" w:unhideWhenUsed="1"/>
     <w:lsdException w:name="envelope address" w:semiHidden="1" w:unhideWhenUsed="1"/>
     <w:lsdException w:name="envelope return" w:semiHidden="1" w:unhideWhenUsed="1"/>
@@ -6905,7 +6529,7 @@
     <w:lsdException w:name="Title" w:uiPriority="10" w:qFormat="1"/>
     <w:lsdException w:name="Closing" w:semiHidden="1" w:unhideWhenUsed="1"/>
     <w:lsdException w:name="Signature" w:semiHidden="1" w:unhideWhenUsed="1"/>
-    <w:lsdException w:name="Default Paragraph Font" w:semiHidden="1" w:uiPriority="1" w:unhideWhenUsed="1"/>
+    <w:lsdException w:name="Default Paragraph Font" w:uiPriority="1" w:semiHidden="1" w:unhideWhenUsed="1"/>
     <w:lsdException w:name="Body Text" w:semiHidden="1" w:unhideWhenUsed="1"/>
     <w:lsdException w:name="Body Text Indent" w:semiHidden="1" w:unhideWhenUsed="1"/>
     <w:lsdException w:name="List Continue" w:semiHidden="1" w:unhideWhenUsed="1"/>
@@ -7105,8 +6729,8 @@
     <w:lsdException w:name="Subtle Reference" w:uiPriority="31" w:qFormat="1"/>
     <w:lsdException w:name="Intense Reference" w:uiPriority="32" w:qFormat="1"/>
     <w:lsdException w:name="Book Title" w:uiPriority="33" w:qFormat="1"/>
-    <w:lsdException w:name="Bibliography" w:semiHidden="1" w:uiPriority="37" w:unhideWhenUsed="1"/>
-    <w:lsdException w:name="TOC Heading" w:semiHidden="1" w:uiPriority="39" w:unhideWhenUsed="1" w:qFormat="1"/>
+    <w:lsdException w:name="Bibliography" w:uiPriority="37" w:semiHidden="1" w:unhideWhenUsed="1"/>
+    <w:lsdException w:name="TOC Heading" w:uiPriority="39" w:semiHidden="1" w:unhideWhenUsed="1" w:qFormat="1"/>
     <w:lsdException w:name="Plain Table 1" w:uiPriority="41"/>
     <w:lsdException w:name="Plain Table 2" w:uiPriority="42"/>
     <w:lsdException w:name="Plain Table 3" w:uiPriority="43"/>
@@ -7217,7 +6841,7 @@
     <w:lsdException w:name="Unresolved Mention" w:semiHidden="1" w:unhideWhenUsed="1"/>
     <w:lsdException w:name="Smart Link" w:semiHidden="1" w:unhideWhenUsed="1"/>
   </w:latentStyles>
-  <w:style w:type="paragraph" w:default="1" w:styleId="Normal">
+  <w:style w:type="paragraph" w:styleId="Normal" w:default="1">
     <w:name w:val="Normal"/>
     <w:qFormat/>
   </w:style>
@@ -7236,7 +6860,7 @@
       <w:outlineLvl w:val="0"/>
     </w:pPr>
     <w:rPr>
-      <w:rFonts w:asciiTheme="majorHAnsi" w:eastAsiaTheme="majorEastAsia" w:hAnsiTheme="majorHAnsi" w:cstheme="majorBidi"/>
+      <w:rFonts w:asciiTheme="majorHAnsi" w:hAnsiTheme="majorHAnsi" w:eastAsiaTheme="majorEastAsia" w:cstheme="majorBidi"/>
       <w:color w:val="2F5496" w:themeColor="accent1" w:themeShade="BF"/>
       <w:sz w:val="32"/>
       <w:szCs w:val="32"/>
@@ -7258,18 +6882,18 @@
       <w:outlineLvl w:val="1"/>
     </w:pPr>
     <w:rPr>
-      <w:rFonts w:asciiTheme="majorHAnsi" w:eastAsiaTheme="majorEastAsia" w:hAnsiTheme="majorHAnsi" w:cstheme="majorBidi"/>
+      <w:rFonts w:asciiTheme="majorHAnsi" w:hAnsiTheme="majorHAnsi" w:eastAsiaTheme="majorEastAsia" w:cstheme="majorBidi"/>
       <w:color w:val="2F5496" w:themeColor="accent1" w:themeShade="BF"/>
       <w:sz w:val="26"/>
       <w:szCs w:val="26"/>
     </w:rPr>
   </w:style>
-  <w:style w:type="character" w:default="1" w:styleId="DefaultParagraphFont">
+  <w:style w:type="character" w:styleId="DefaultParagraphFont" w:default="1">
     <w:name w:val="Default Paragraph Font"/>
     <w:uiPriority w:val="1"/>
     <w:unhideWhenUsed/>
   </w:style>
-  <w:style w:type="table" w:default="1" w:styleId="TableNormal">
+  <w:style w:type="table" w:styleId="TableNormal" w:default="1">
     <w:name w:val="Normal Table"/>
     <w:uiPriority w:val="99"/>
     <w:semiHidden/>
@@ -7284,7 +6908,7 @@
       </w:tblCellMar>
     </w:tblPr>
   </w:style>
-  <w:style w:type="numbering" w:default="1" w:styleId="NoList">
+  <w:style w:type="numbering" w:styleId="NoList" w:default="1">
     <w:name w:val="No List"/>
     <w:uiPriority w:val="99"/>
     <w:semiHidden/>
@@ -7321,7 +6945,7 @@
     <w:unhideWhenUsed/>
     <w:rsid w:val="003E39B0"/>
     <w:rPr>
-      <w:rFonts w:ascii="Courier New" w:eastAsia="Times New Roman" w:hAnsi="Courier New" w:cs="Courier New"/>
+      <w:rFonts w:ascii="Courier New" w:hAnsi="Courier New" w:eastAsia="Times New Roman" w:cs="Courier New"/>
       <w:sz w:val="20"/>
       <w:szCs w:val="20"/>
     </w:rPr>
@@ -7356,14 +6980,14 @@
       <w:spacing w:after="0" w:line="240" w:lineRule="auto"/>
     </w:pPr>
     <w:rPr>
-      <w:rFonts w:ascii="Courier New" w:eastAsia="Times New Roman" w:hAnsi="Courier New" w:cs="Courier New"/>
+      <w:rFonts w:ascii="Courier New" w:hAnsi="Courier New" w:eastAsia="Times New Roman" w:cs="Courier New"/>
       <w:kern w:val="0"/>
       <w:sz w:val="20"/>
       <w:szCs w:val="20"/>
       <w14:ligatures w14:val="none"/>
     </w:rPr>
   </w:style>
-  <w:style w:type="character" w:customStyle="1" w:styleId="HTMLPreformattedChar">
+  <w:style w:type="character" w:styleId="HTMLPreformattedChar" w:customStyle="1">
     <w:name w:val="HTML Preformatted Char"/>
     <w:basedOn w:val="DefaultParagraphFont"/>
     <w:link w:val="HTMLPreformatted"/>
@@ -7371,7 +6995,7 @@
     <w:semiHidden/>
     <w:rsid w:val="003E39B0"/>
     <w:rPr>
-      <w:rFonts w:ascii="Courier New" w:eastAsia="Times New Roman" w:hAnsi="Courier New" w:cs="Courier New"/>
+      <w:rFonts w:ascii="Courier New" w:hAnsi="Courier New" w:eastAsia="Times New Roman" w:cs="Courier New"/>
       <w:kern w:val="0"/>
       <w:sz w:val="20"/>
       <w:szCs w:val="20"/>
@@ -7393,7 +7017,7 @@
       <w14:ligatures w14:val="none"/>
     </w:rPr>
   </w:style>
-  <w:style w:type="character" w:customStyle="1" w:styleId="NoSpacingChar">
+  <w:style w:type="character" w:styleId="NoSpacingChar" w:customStyle="1">
     <w:name w:val="No Spacing Char"/>
     <w:basedOn w:val="DefaultParagraphFont"/>
     <w:link w:val="NoSpacing"/>
@@ -7420,7 +7044,7 @@
       <w:spacing w:after="0" w:line="240" w:lineRule="auto"/>
     </w:pPr>
   </w:style>
-  <w:style w:type="character" w:customStyle="1" w:styleId="HeaderChar">
+  <w:style w:type="character" w:styleId="HeaderChar" w:customStyle="1">
     <w:name w:val="Header Char"/>
     <w:basedOn w:val="DefaultParagraphFont"/>
     <w:link w:val="Header"/>
@@ -7442,21 +7066,21 @@
       <w:spacing w:after="0" w:line="240" w:lineRule="auto"/>
     </w:pPr>
   </w:style>
-  <w:style w:type="character" w:customStyle="1" w:styleId="FooterChar">
+  <w:style w:type="character" w:styleId="FooterChar" w:customStyle="1">
     <w:name w:val="Footer Char"/>
     <w:basedOn w:val="DefaultParagraphFont"/>
     <w:link w:val="Footer"/>
     <w:uiPriority w:val="99"/>
     <w:rsid w:val="00B57A50"/>
   </w:style>
-  <w:style w:type="character" w:customStyle="1" w:styleId="Heading1Char">
+  <w:style w:type="character" w:styleId="Heading1Char" w:customStyle="1">
     <w:name w:val="Heading 1 Char"/>
     <w:basedOn w:val="DefaultParagraphFont"/>
     <w:link w:val="Heading1"/>
     <w:uiPriority w:val="9"/>
     <w:rsid w:val="007544C6"/>
     <w:rPr>
-      <w:rFonts w:asciiTheme="majorHAnsi" w:eastAsiaTheme="majorEastAsia" w:hAnsiTheme="majorHAnsi" w:cstheme="majorBidi"/>
+      <w:rFonts w:asciiTheme="majorHAnsi" w:hAnsiTheme="majorHAnsi" w:eastAsiaTheme="majorEastAsia" w:cstheme="majorBidi"/>
       <w:color w:val="2F5496" w:themeColor="accent1" w:themeShade="BF"/>
       <w:sz w:val="32"/>
       <w:szCs w:val="32"/>
@@ -7501,14 +7125,14 @@
       <w:spacing w:after="100"/>
     </w:pPr>
   </w:style>
-  <w:style w:type="character" w:customStyle="1" w:styleId="Heading2Char">
+  <w:style w:type="character" w:styleId="Heading2Char" w:customStyle="1">
     <w:name w:val="Heading 2 Char"/>
     <w:basedOn w:val="DefaultParagraphFont"/>
     <w:link w:val="Heading2"/>
     <w:uiPriority w:val="9"/>
     <w:rsid w:val="007E547B"/>
     <w:rPr>
-      <w:rFonts w:asciiTheme="majorHAnsi" w:eastAsiaTheme="majorEastAsia" w:hAnsiTheme="majorHAnsi" w:cstheme="majorBidi"/>
+      <w:rFonts w:asciiTheme="majorHAnsi" w:hAnsiTheme="majorHAnsi" w:eastAsiaTheme="majorEastAsia" w:cstheme="majorBidi"/>
       <w:color w:val="2F5496" w:themeColor="accent1" w:themeShade="BF"/>
       <w:sz w:val="26"/>
       <w:szCs w:val="26"/>
@@ -7537,12 +7161,12 @@
     </w:pPr>
     <w:tblPr>
       <w:tblBorders>
-        <w:top w:val="single" w:sz="4" w:space="0" w:color="auto"/>
-        <w:left w:val="single" w:sz="4" w:space="0" w:color="auto"/>
-        <w:bottom w:val="single" w:sz="4" w:space="0" w:color="auto"/>
-        <w:right w:val="single" w:sz="4" w:space="0" w:color="auto"/>
-        <w:insideH w:val="single" w:sz="4" w:space="0" w:color="auto"/>
-        <w:insideV w:val="single" w:sz="4" w:space="0" w:color="auto"/>
+        <w:top w:val="single" w:color="auto" w:sz="4" w:space="0"/>
+        <w:left w:val="single" w:color="auto" w:sz="4" w:space="0"/>
+        <w:bottom w:val="single" w:color="auto" w:sz="4" w:space="0"/>
+        <w:right w:val="single" w:color="auto" w:sz="4" w:space="0"/>
+        <w:insideH w:val="single" w:color="auto" w:sz="4" w:space="0"/>
+        <w:insideV w:val="single" w:color="auto" w:sz="4" w:space="0"/>
       </w:tblBorders>
     </w:tblPr>
   </w:style>
@@ -7560,7 +7184,7 @@
     </w:tblPr>
     <w:tblStylePr w:type="firstRow">
       <w:rPr>
-        <w:rFonts w:asciiTheme="majorHAnsi" w:eastAsiaTheme="majorEastAsia" w:hAnsiTheme="majorHAnsi" w:cstheme="majorBidi"/>
+        <w:rFonts w:asciiTheme="majorHAnsi" w:hAnsiTheme="majorHAnsi" w:eastAsiaTheme="majorEastAsia" w:cstheme="majorBidi"/>
         <w:i/>
         <w:iCs/>
         <w:sz w:val="26"/>
@@ -7568,14 +7192,14 @@
       <w:tblPr/>
       <w:tcPr>
         <w:tcBorders>
-          <w:bottom w:val="single" w:sz="4" w:space="0" w:color="7F7F7F" w:themeColor="text1" w:themeTint="80"/>
+          <w:bottom w:val="single" w:color="7F7F7F" w:themeColor="text1" w:themeTint="80" w:sz="4" w:space="0"/>
         </w:tcBorders>
         <w:shd w:val="clear" w:color="auto" w:fill="FFFFFF" w:themeFill="background1"/>
       </w:tcPr>
     </w:tblStylePr>
     <w:tblStylePr w:type="lastRow">
       <w:rPr>
-        <w:rFonts w:asciiTheme="majorHAnsi" w:eastAsiaTheme="majorEastAsia" w:hAnsiTheme="majorHAnsi" w:cstheme="majorBidi"/>
+        <w:rFonts w:asciiTheme="majorHAnsi" w:hAnsiTheme="majorHAnsi" w:eastAsiaTheme="majorEastAsia" w:cstheme="majorBidi"/>
         <w:i/>
         <w:iCs/>
         <w:sz w:val="26"/>
@@ -7583,7 +7207,7 @@
       <w:tblPr/>
       <w:tcPr>
         <w:tcBorders>
-          <w:top w:val="single" w:sz="4" w:space="0" w:color="7F7F7F" w:themeColor="text1" w:themeTint="80"/>
+          <w:top w:val="single" w:color="7F7F7F" w:themeColor="text1" w:themeTint="80" w:sz="4" w:space="0"/>
         </w:tcBorders>
         <w:shd w:val="clear" w:color="auto" w:fill="FFFFFF" w:themeFill="background1"/>
       </w:tcPr>
@@ -7593,7 +7217,7 @@
         <w:jc w:val="right"/>
       </w:pPr>
       <w:rPr>
-        <w:rFonts w:asciiTheme="majorHAnsi" w:eastAsiaTheme="majorEastAsia" w:hAnsiTheme="majorHAnsi" w:cstheme="majorBidi"/>
+        <w:rFonts w:asciiTheme="majorHAnsi" w:hAnsiTheme="majorHAnsi" w:eastAsiaTheme="majorEastAsia" w:cstheme="majorBidi"/>
         <w:i/>
         <w:iCs/>
         <w:sz w:val="26"/>
@@ -7601,14 +7225,14 @@
       <w:tblPr/>
       <w:tcPr>
         <w:tcBorders>
-          <w:right w:val="single" w:sz="4" w:space="0" w:color="7F7F7F" w:themeColor="text1" w:themeTint="80"/>
+          <w:right w:val="single" w:color="7F7F7F" w:themeColor="text1" w:themeTint="80" w:sz="4" w:space="0"/>
         </w:tcBorders>
         <w:shd w:val="clear" w:color="auto" w:fill="FFFFFF" w:themeFill="background1"/>
       </w:tcPr>
     </w:tblStylePr>
     <w:tblStylePr w:type="lastCol">
       <w:rPr>
-        <w:rFonts w:asciiTheme="majorHAnsi" w:eastAsiaTheme="majorEastAsia" w:hAnsiTheme="majorHAnsi" w:cstheme="majorBidi"/>
+        <w:rFonts w:asciiTheme="majorHAnsi" w:hAnsiTheme="majorHAnsi" w:eastAsiaTheme="majorEastAsia" w:cstheme="majorBidi"/>
         <w:i/>
         <w:iCs/>
         <w:sz w:val="26"/>
@@ -7616,7 +7240,7 @@
       <w:tblPr/>
       <w:tcPr>
         <w:tcBorders>
-          <w:left w:val="single" w:sz="4" w:space="0" w:color="7F7F7F" w:themeColor="text1" w:themeTint="80"/>
+          <w:left w:val="single" w:color="7F7F7F" w:themeColor="text1" w:themeTint="80" w:sz="4" w:space="0"/>
         </w:tcBorders>
         <w:shd w:val="clear" w:color="auto" w:fill="FFFFFF" w:themeFill="background1"/>
       </w:tcPr>
@@ -7666,27 +7290,27 @@
       </w:tcPr>
     </w:tblStylePr>
   </w:style>
-  <w:style w:type="character" w:customStyle="1" w:styleId="katex-mathml">
+  <w:style w:type="character" w:styleId="katex-mathml" w:customStyle="1">
     <w:name w:val="katex-mathml"/>
     <w:basedOn w:val="DefaultParagraphFont"/>
     <w:rsid w:val="003A0C49"/>
   </w:style>
-  <w:style w:type="character" w:customStyle="1" w:styleId="mopen">
+  <w:style w:type="character" w:styleId="mopen" w:customStyle="1">
     <w:name w:val="mopen"/>
     <w:basedOn w:val="DefaultParagraphFont"/>
     <w:rsid w:val="003A0C49"/>
   </w:style>
-  <w:style w:type="character" w:customStyle="1" w:styleId="mord">
+  <w:style w:type="character" w:styleId="mord" w:customStyle="1">
     <w:name w:val="mord"/>
     <w:basedOn w:val="DefaultParagraphFont"/>
     <w:rsid w:val="003A0C49"/>
   </w:style>
-  <w:style w:type="character" w:customStyle="1" w:styleId="mpunct">
+  <w:style w:type="character" w:styleId="mpunct" w:customStyle="1">
     <w:name w:val="mpunct"/>
     <w:basedOn w:val="DefaultParagraphFont"/>
     <w:rsid w:val="003A0C49"/>
   </w:style>
-  <w:style w:type="character" w:customStyle="1" w:styleId="mclose">
+  <w:style w:type="character" w:styleId="mclose" w:customStyle="1">
     <w:name w:val="mclose"/>
     <w:basedOn w:val="DefaultParagraphFont"/>
     <w:rsid w:val="003A0C49"/>
